--- a/Documents/Chapter 4.docx
+++ b/Documents/Chapter 4.docx
@@ -161,7 +161,7 @@
               <w:widowControl/>
               <w:jc w:val="right"/>
               <w:rPr>
-                <w:rFonts w:ascii="Times New Roman" w:eastAsia="標楷體" w:hAnsi="Times New Roman" w:hint="eastAsia"/>
+                <w:rFonts w:ascii="Times New Roman" w:eastAsia="標楷體" w:hAnsi="Times New Roman"/>
               </w:rPr>
             </w:pPr>
             <w:r>
@@ -279,8 +279,16 @@
               <w:rPr>
                 <w:rFonts w:ascii="Times New Roman" w:eastAsia="標楷體" w:hAnsi="Times New Roman" w:hint="eastAsia"/>
               </w:rPr>
-              <w:t>童柏祐</w:t>
-            </w:r>
+              <w:t>童柏</w:t>
+            </w:r>
+            <w:proofErr w:type="gramStart"/>
+            <w:r>
+              <w:rPr>
+                <w:rFonts w:ascii="Times New Roman" w:eastAsia="標楷體" w:hAnsi="Times New Roman" w:hint="eastAsia"/>
+              </w:rPr>
+              <w:t>祐</w:t>
+            </w:r>
+            <w:proofErr w:type="gramEnd"/>
           </w:p>
         </w:tc>
         <w:tc>
@@ -316,8 +324,16 @@
               <w:rPr>
                 <w:rFonts w:ascii="Times New Roman" w:eastAsia="標楷體" w:hAnsi="Times New Roman" w:hint="eastAsia"/>
               </w:rPr>
-              <w:t>黃于愷</w:t>
-            </w:r>
+              <w:t>黃</w:t>
+            </w:r>
+            <w:proofErr w:type="gramStart"/>
+            <w:r>
+              <w:rPr>
+                <w:rFonts w:ascii="Times New Roman" w:eastAsia="標楷體" w:hAnsi="Times New Roman" w:hint="eastAsia"/>
+              </w:rPr>
+              <w:t>于愷</w:t>
+            </w:r>
+            <w:proofErr w:type="gramEnd"/>
           </w:p>
         </w:tc>
         <w:tc>
@@ -338,13 +354,7 @@
               <w:rPr>
                 <w:rFonts w:ascii="Times New Roman" w:eastAsia="標楷體" w:hAnsi="Times New Roman" w:hint="eastAsia"/>
               </w:rPr>
-              <w:t>114</w:t>
-            </w:r>
-            <w:r>
-              <w:rPr>
-                <w:rFonts w:ascii="Times New Roman" w:eastAsia="標楷體" w:hAnsi="Times New Roman" w:hint="eastAsia"/>
-              </w:rPr>
-              <w:t>36033</w:t>
+              <w:t>11436033</w:t>
             </w:r>
           </w:p>
           <w:p>
@@ -545,7 +555,7 @@
               <w:widowControl/>
               <w:jc w:val="center"/>
               <w:rPr>
-                <w:rFonts w:ascii="Times New Roman" w:eastAsia="標楷體" w:hAnsi="Times New Roman" w:hint="eastAsia"/>
+                <w:rFonts w:ascii="Times New Roman" w:eastAsia="標楷體" w:hAnsi="Times New Roman"/>
               </w:rPr>
             </w:pPr>
           </w:p>
@@ -562,7 +572,7 @@
               <w:widowControl/>
               <w:jc w:val="center"/>
               <w:rPr>
-                <w:rFonts w:ascii="Times New Roman" w:eastAsia="標楷體" w:hAnsi="Times New Roman" w:hint="eastAsia"/>
+                <w:rFonts w:ascii="Times New Roman" w:eastAsia="標楷體" w:hAnsi="Times New Roman"/>
               </w:rPr>
             </w:pPr>
           </w:p>
@@ -698,7 +708,7 @@
               <w:widowControl/>
               <w:jc w:val="center"/>
               <w:rPr>
-                <w:rFonts w:ascii="Times New Roman" w:eastAsia="標楷體" w:hAnsi="Times New Roman" w:hint="eastAsia"/>
+                <w:rFonts w:ascii="Times New Roman" w:eastAsia="標楷體" w:hAnsi="Times New Roman"/>
               </w:rPr>
             </w:pPr>
           </w:p>
@@ -715,7 +725,7 @@
               <w:widowControl/>
               <w:jc w:val="center"/>
               <w:rPr>
-                <w:rFonts w:ascii="Times New Roman" w:eastAsia="標楷體" w:hAnsi="Times New Roman" w:hint="eastAsia"/>
+                <w:rFonts w:ascii="Times New Roman" w:eastAsia="標楷體" w:hAnsi="Times New Roman"/>
               </w:rPr>
             </w:pPr>
           </w:p>
@@ -851,7 +861,7 @@
               <w:widowControl/>
               <w:jc w:val="center"/>
               <w:rPr>
-                <w:rFonts w:ascii="Times New Roman" w:eastAsia="標楷體" w:hAnsi="Times New Roman" w:hint="eastAsia"/>
+                <w:rFonts w:ascii="Times New Roman" w:eastAsia="標楷體" w:hAnsi="Times New Roman"/>
               </w:rPr>
             </w:pPr>
           </w:p>
@@ -868,7 +878,7 @@
               <w:widowControl/>
               <w:jc w:val="center"/>
               <w:rPr>
-                <w:rFonts w:ascii="Times New Roman" w:eastAsia="標楷體" w:hAnsi="Times New Roman" w:hint="eastAsia"/>
+                <w:rFonts w:ascii="Times New Roman" w:eastAsia="標楷體" w:hAnsi="Times New Roman"/>
               </w:rPr>
             </w:pPr>
           </w:p>
@@ -992,7 +1002,7 @@
               <w:widowControl/>
               <w:jc w:val="center"/>
               <w:rPr>
-                <w:rFonts w:ascii="Times New Roman" w:eastAsia="標楷體" w:hAnsi="Times New Roman" w:hint="eastAsia"/>
+                <w:rFonts w:ascii="Times New Roman" w:eastAsia="標楷體" w:hAnsi="Times New Roman"/>
               </w:rPr>
             </w:pPr>
           </w:p>
@@ -1009,7 +1019,7 @@
               <w:widowControl/>
               <w:jc w:val="center"/>
               <w:rPr>
-                <w:rFonts w:ascii="Times New Roman" w:eastAsia="標楷體" w:hAnsi="Times New Roman" w:hint="eastAsia"/>
+                <w:rFonts w:ascii="Times New Roman" w:eastAsia="標楷體" w:hAnsi="Times New Roman"/>
               </w:rPr>
             </w:pPr>
             <w:r>
@@ -1437,7 +1447,7 @@
               <w:widowControl/>
               <w:jc w:val="center"/>
               <w:rPr>
-                <w:rFonts w:ascii="Times New Roman" w:eastAsia="標楷體" w:hAnsi="Times New Roman" w:hint="eastAsia"/>
+                <w:rFonts w:ascii="Times New Roman" w:eastAsia="標楷體" w:hAnsi="Times New Roman"/>
               </w:rPr>
             </w:pPr>
           </w:p>
@@ -1584,7 +1594,7 @@
               <w:widowControl/>
               <w:jc w:val="center"/>
               <w:rPr>
-                <w:rFonts w:ascii="Times New Roman" w:eastAsia="標楷體" w:hAnsi="Times New Roman" w:hint="eastAsia"/>
+                <w:rFonts w:ascii="Times New Roman" w:eastAsia="標楷體" w:hAnsi="Times New Roman"/>
               </w:rPr>
             </w:pPr>
           </w:p>
@@ -1599,7 +1609,7 @@
               <w:widowControl/>
               <w:jc w:val="center"/>
               <w:rPr>
-                <w:rFonts w:ascii="Times New Roman" w:eastAsia="標楷體" w:hAnsi="Times New Roman" w:hint="eastAsia"/>
+                <w:rFonts w:ascii="Times New Roman" w:eastAsia="標楷體" w:hAnsi="Times New Roman"/>
               </w:rPr>
             </w:pPr>
             <w:r>
@@ -1731,7 +1741,7 @@
               <w:widowControl/>
               <w:jc w:val="center"/>
               <w:rPr>
-                <w:rFonts w:ascii="Times New Roman" w:eastAsia="標楷體" w:hAnsi="Times New Roman" w:hint="eastAsia"/>
+                <w:rFonts w:ascii="Times New Roman" w:eastAsia="標楷體" w:hAnsi="Times New Roman"/>
               </w:rPr>
             </w:pPr>
           </w:p>
@@ -1746,7 +1756,7 @@
               <w:widowControl/>
               <w:jc w:val="center"/>
               <w:rPr>
-                <w:rFonts w:ascii="Times New Roman" w:eastAsia="標楷體" w:hAnsi="Times New Roman" w:hint="eastAsia"/>
+                <w:rFonts w:ascii="Times New Roman" w:eastAsia="標楷體" w:hAnsi="Times New Roman"/>
               </w:rPr>
             </w:pPr>
             <w:r>
@@ -2002,7 +2012,7 @@
               <w:widowControl/>
               <w:jc w:val="center"/>
               <w:rPr>
-                <w:rFonts w:ascii="Times New Roman" w:eastAsia="標楷體" w:hAnsi="Times New Roman" w:hint="eastAsia"/>
+                <w:rFonts w:ascii="Times New Roman" w:eastAsia="標楷體" w:hAnsi="Times New Roman"/>
               </w:rPr>
             </w:pPr>
             <w:r>
@@ -2140,13 +2150,7 @@
               <w:rPr>
                 <w:rFonts w:ascii="Times New Roman" w:eastAsia="標楷體" w:hAnsi="Times New Roman" w:hint="eastAsia"/>
               </w:rPr>
-              <w:t>模型</w:t>
-            </w:r>
-            <w:r>
-              <w:rPr>
-                <w:rFonts w:ascii="Times New Roman" w:eastAsia="標楷體" w:hAnsi="Times New Roman" w:hint="eastAsia"/>
-              </w:rPr>
-              <w:t>訓練</w:t>
+              <w:t>模型訓練</w:t>
             </w:r>
           </w:p>
         </w:tc>
@@ -2264,7 +2268,7 @@
               <w:widowControl/>
               <w:jc w:val="center"/>
               <w:rPr>
-                <w:rFonts w:ascii="Times New Roman" w:eastAsia="標楷體" w:hAnsi="Times New Roman" w:hint="eastAsia"/>
+                <w:rFonts w:ascii="Times New Roman" w:eastAsia="標楷體" w:hAnsi="Times New Roman"/>
               </w:rPr>
             </w:pPr>
             <w:r>
@@ -2639,7 +2643,7 @@
               <w:widowControl/>
               <w:jc w:val="center"/>
               <w:rPr>
-                <w:rFonts w:ascii="Times New Roman" w:eastAsia="標楷體" w:hAnsi="Times New Roman" w:hint="eastAsia"/>
+                <w:rFonts w:ascii="Times New Roman" w:eastAsia="標楷體" w:hAnsi="Times New Roman"/>
               </w:rPr>
             </w:pPr>
             <w:r>
@@ -2764,7 +2768,7 @@
               <w:widowControl/>
               <w:jc w:val="center"/>
               <w:rPr>
-                <w:rFonts w:ascii="Times New Roman" w:eastAsia="標楷體" w:hAnsi="Times New Roman" w:hint="eastAsia"/>
+                <w:rFonts w:ascii="Times New Roman" w:eastAsia="標楷體" w:hAnsi="Times New Roman"/>
               </w:rPr>
             </w:pPr>
             <w:r>
@@ -2889,7 +2893,7 @@
               <w:widowControl/>
               <w:jc w:val="center"/>
               <w:rPr>
-                <w:rFonts w:ascii="Times New Roman" w:eastAsia="標楷體" w:hAnsi="Times New Roman" w:hint="eastAsia"/>
+                <w:rFonts w:ascii="Times New Roman" w:eastAsia="標楷體" w:hAnsi="Times New Roman"/>
               </w:rPr>
             </w:pPr>
             <w:r>
@@ -3020,7 +3024,7 @@
               <w:widowControl/>
               <w:jc w:val="center"/>
               <w:rPr>
-                <w:rFonts w:ascii="Times New Roman" w:eastAsia="標楷體" w:hAnsi="Times New Roman" w:hint="eastAsia"/>
+                <w:rFonts w:ascii="Times New Roman" w:eastAsia="標楷體" w:hAnsi="Times New Roman"/>
               </w:rPr>
             </w:pPr>
             <w:r>
@@ -3151,7 +3155,7 @@
               <w:widowControl/>
               <w:jc w:val="center"/>
               <w:rPr>
-                <w:rFonts w:ascii="Times New Roman" w:eastAsia="標楷體" w:hAnsi="Times New Roman" w:hint="eastAsia"/>
+                <w:rFonts w:ascii="Times New Roman" w:eastAsia="標楷體" w:hAnsi="Times New Roman"/>
               </w:rPr>
             </w:pPr>
             <w:r>
@@ -3295,7 +3299,7 @@
               <w:widowControl/>
               <w:jc w:val="center"/>
               <w:rPr>
-                <w:rFonts w:ascii="Times New Roman" w:eastAsia="標楷體" w:hAnsi="Times New Roman" w:hint="eastAsia"/>
+                <w:rFonts w:ascii="Times New Roman" w:eastAsia="標楷體" w:hAnsi="Times New Roman"/>
               </w:rPr>
             </w:pPr>
             <w:r>
@@ -3317,7 +3321,7 @@
               <w:widowControl/>
               <w:jc w:val="center"/>
               <w:rPr>
-                <w:rFonts w:ascii="Times New Roman" w:eastAsia="標楷體" w:hAnsi="Times New Roman" w:hint="eastAsia"/>
+                <w:rFonts w:ascii="Times New Roman" w:eastAsia="標楷體" w:hAnsi="Times New Roman"/>
               </w:rPr>
             </w:pPr>
             <w:r>
@@ -3448,7 +3452,7 @@
               <w:widowControl/>
               <w:jc w:val="center"/>
               <w:rPr>
-                <w:rFonts w:ascii="Times New Roman" w:eastAsia="標楷體" w:hAnsi="Times New Roman" w:hint="eastAsia"/>
+                <w:rFonts w:ascii="Times New Roman" w:eastAsia="標楷體" w:hAnsi="Times New Roman"/>
               </w:rPr>
             </w:pPr>
           </w:p>
@@ -3464,7 +3468,7 @@
               <w:widowControl/>
               <w:jc w:val="center"/>
               <w:rPr>
-                <w:rFonts w:ascii="Times New Roman" w:eastAsia="標楷體" w:hAnsi="Times New Roman" w:hint="eastAsia"/>
+                <w:rFonts w:ascii="Times New Roman" w:eastAsia="標楷體" w:hAnsi="Times New Roman"/>
               </w:rPr>
             </w:pPr>
             <w:r>
@@ -3736,7 +3740,7 @@
               <w:widowControl/>
               <w:jc w:val="center"/>
               <w:rPr>
-                <w:rFonts w:ascii="Times New Roman" w:eastAsia="標楷體" w:hAnsi="Times New Roman" w:hint="eastAsia"/>
+                <w:rFonts w:ascii="Times New Roman" w:eastAsia="標楷體" w:hAnsi="Times New Roman"/>
               </w:rPr>
             </w:pPr>
             <w:r>
@@ -4006,7 +4010,7 @@
               <w:widowControl/>
               <w:jc w:val="center"/>
               <w:rPr>
-                <w:rFonts w:ascii="Times New Roman" w:eastAsia="標楷體" w:hAnsi="Times New Roman" w:hint="eastAsia"/>
+                <w:rFonts w:ascii="Times New Roman" w:eastAsia="標楷體" w:hAnsi="Times New Roman"/>
               </w:rPr>
             </w:pPr>
           </w:p>
@@ -5160,12 +5164,298 @@
           </w:p>
         </w:tc>
       </w:tr>
+      <w:tr>
+        <w:trPr>
+          <w:trHeight w:val="720"/>
+          <w:jc w:val="center"/>
+        </w:trPr>
+        <w:tc>
+          <w:tcPr>
+            <w:tcW w:w="456" w:type="dxa"/>
+            <w:vMerge w:val="restart"/>
+            <w:vAlign w:val="center"/>
+          </w:tcPr>
+          <w:p>
+            <w:pPr>
+              <w:widowControl/>
+              <w:jc w:val="center"/>
+              <w:rPr>
+                <w:rFonts w:ascii="Times New Roman" w:eastAsia="標楷體" w:hAnsi="Times New Roman" w:hint="eastAsia"/>
+              </w:rPr>
+            </w:pPr>
+            <w:r>
+              <w:rPr>
+                <w:rFonts w:ascii="Times New Roman" w:eastAsia="標楷體" w:hAnsi="Times New Roman" w:hint="eastAsia"/>
+              </w:rPr>
+              <w:t>比賽</w:t>
+            </w:r>
+          </w:p>
+        </w:tc>
+        <w:tc>
+          <w:tcPr>
+            <w:tcW w:w="2513" w:type="dxa"/>
+            <w:gridSpan w:val="3"/>
+            <w:vAlign w:val="center"/>
+          </w:tcPr>
+          <w:p>
+            <w:pPr>
+              <w:widowControl/>
+              <w:jc w:val="center"/>
+              <w:rPr>
+                <w:rFonts w:ascii="Times New Roman" w:eastAsia="標楷體" w:hAnsi="Times New Roman" w:hint="eastAsia"/>
+              </w:rPr>
+            </w:pPr>
+            <w:r>
+              <w:rPr>
+                <w:rFonts w:ascii="Times New Roman" w:eastAsia="標楷體" w:hAnsi="Times New Roman" w:hint="eastAsia"/>
+              </w:rPr>
+              <w:t>整合比賽資訊</w:t>
+            </w:r>
+          </w:p>
+        </w:tc>
+        <w:tc>
+          <w:tcPr>
+            <w:tcW w:w="1331" w:type="dxa"/>
+            <w:vAlign w:val="center"/>
+          </w:tcPr>
+          <w:p>
+            <w:pPr>
+              <w:widowControl/>
+              <w:jc w:val="center"/>
+              <w:rPr>
+                <w:rFonts w:ascii="Times New Roman" w:eastAsia="標楷體" w:hAnsi="Times New Roman"/>
+              </w:rPr>
+            </w:pPr>
+          </w:p>
+        </w:tc>
+        <w:tc>
+          <w:tcPr>
+            <w:tcW w:w="1332" w:type="dxa"/>
+            <w:vAlign w:val="center"/>
+          </w:tcPr>
+          <w:p>
+            <w:pPr>
+              <w:widowControl/>
+              <w:jc w:val="center"/>
+              <w:rPr>
+                <w:rFonts w:ascii="Times New Roman" w:eastAsia="標楷體" w:hAnsi="Times New Roman"/>
+              </w:rPr>
+            </w:pPr>
+          </w:p>
+        </w:tc>
+        <w:tc>
+          <w:tcPr>
+            <w:tcW w:w="1332" w:type="dxa"/>
+            <w:vAlign w:val="center"/>
+          </w:tcPr>
+          <w:p>
+            <w:pPr>
+              <w:widowControl/>
+              <w:jc w:val="center"/>
+              <w:rPr>
+                <w:rFonts w:ascii="Times New Roman" w:eastAsia="標楷體" w:hAnsi="Times New Roman"/>
+              </w:rPr>
+            </w:pPr>
+            <w:r>
+              <w:rPr>
+                <w:rFonts w:ascii="Times New Roman" w:eastAsia="標楷體" w:hAnsi="Times New Roman" w:hint="eastAsia"/>
+              </w:rPr>
+              <w:t>○</w:t>
+            </w:r>
+          </w:p>
+        </w:tc>
+        <w:tc>
+          <w:tcPr>
+            <w:tcW w:w="1332" w:type="dxa"/>
+            <w:vAlign w:val="center"/>
+          </w:tcPr>
+          <w:p>
+            <w:pPr>
+              <w:widowControl/>
+              <w:jc w:val="center"/>
+              <w:rPr>
+                <w:rFonts w:ascii="Times New Roman" w:eastAsia="標楷體" w:hAnsi="Times New Roman"/>
+              </w:rPr>
+            </w:pPr>
+            <w:r>
+              <w:rPr>
+                <w:rFonts w:ascii="Times New Roman" w:eastAsia="標楷體" w:hAnsi="Times New Roman" w:hint="eastAsia"/>
+              </w:rPr>
+              <w:t>●</w:t>
+            </w:r>
+          </w:p>
+        </w:tc>
+        <w:tc>
+          <w:tcPr>
+            <w:tcW w:w="1332" w:type="dxa"/>
+            <w:vAlign w:val="center"/>
+          </w:tcPr>
+          <w:p>
+            <w:pPr>
+              <w:widowControl/>
+              <w:jc w:val="center"/>
+              <w:rPr>
+                <w:rFonts w:ascii="Times New Roman" w:eastAsia="標楷體" w:hAnsi="Times New Roman"/>
+              </w:rPr>
+            </w:pPr>
+          </w:p>
+        </w:tc>
+      </w:tr>
+      <w:tr>
+        <w:trPr>
+          <w:trHeight w:val="720"/>
+          <w:jc w:val="center"/>
+        </w:trPr>
+        <w:tc>
+          <w:tcPr>
+            <w:tcW w:w="456" w:type="dxa"/>
+            <w:vMerge/>
+            <w:vAlign w:val="center"/>
+          </w:tcPr>
+          <w:p>
+            <w:pPr>
+              <w:widowControl/>
+              <w:jc w:val="center"/>
+              <w:rPr>
+                <w:rFonts w:ascii="Times New Roman" w:eastAsia="標楷體" w:hAnsi="Times New Roman" w:hint="eastAsia"/>
+              </w:rPr>
+            </w:pPr>
+          </w:p>
+        </w:tc>
+        <w:tc>
+          <w:tcPr>
+            <w:tcW w:w="2513" w:type="dxa"/>
+            <w:gridSpan w:val="3"/>
+            <w:vAlign w:val="center"/>
+          </w:tcPr>
+          <w:p>
+            <w:pPr>
+              <w:widowControl/>
+              <w:jc w:val="center"/>
+              <w:rPr>
+                <w:rFonts w:ascii="Times New Roman" w:eastAsia="標楷體" w:hAnsi="Times New Roman" w:hint="eastAsia"/>
+              </w:rPr>
+            </w:pPr>
+            <w:r>
+              <w:rPr>
+                <w:rFonts w:ascii="Times New Roman" w:eastAsia="標楷體" w:hAnsi="Times New Roman" w:hint="eastAsia"/>
+              </w:rPr>
+              <w:t>文件</w:t>
+            </w:r>
+            <w:r>
+              <w:rPr>
+                <w:rFonts w:ascii="Times New Roman" w:eastAsia="標楷體" w:hAnsi="Times New Roman" w:hint="eastAsia"/>
+              </w:rPr>
+              <w:t>/</w:t>
+            </w:r>
+            <w:r>
+              <w:rPr>
+                <w:rFonts w:ascii="Times New Roman" w:eastAsia="標楷體" w:hAnsi="Times New Roman" w:hint="eastAsia"/>
+              </w:rPr>
+              <w:t>企劃書撰寫</w:t>
+            </w:r>
+          </w:p>
+        </w:tc>
+        <w:tc>
+          <w:tcPr>
+            <w:tcW w:w="1331" w:type="dxa"/>
+            <w:vAlign w:val="center"/>
+          </w:tcPr>
+          <w:p>
+            <w:pPr>
+              <w:widowControl/>
+              <w:jc w:val="center"/>
+              <w:rPr>
+                <w:rFonts w:ascii="Times New Roman" w:eastAsia="標楷體" w:hAnsi="Times New Roman"/>
+              </w:rPr>
+            </w:pPr>
+            <w:r>
+              <w:rPr>
+                <w:rFonts w:ascii="Times New Roman" w:eastAsia="標楷體" w:hAnsi="Times New Roman" w:hint="eastAsia"/>
+              </w:rPr>
+              <w:t>○</w:t>
+            </w:r>
+          </w:p>
+        </w:tc>
+        <w:tc>
+          <w:tcPr>
+            <w:tcW w:w="1332" w:type="dxa"/>
+            <w:vAlign w:val="center"/>
+          </w:tcPr>
+          <w:p>
+            <w:pPr>
+              <w:widowControl/>
+              <w:jc w:val="center"/>
+              <w:rPr>
+                <w:rFonts w:ascii="Times New Roman" w:eastAsia="標楷體" w:hAnsi="Times New Roman"/>
+              </w:rPr>
+            </w:pPr>
+          </w:p>
+        </w:tc>
+        <w:tc>
+          <w:tcPr>
+            <w:tcW w:w="1332" w:type="dxa"/>
+            <w:vAlign w:val="center"/>
+          </w:tcPr>
+          <w:p>
+            <w:pPr>
+              <w:widowControl/>
+              <w:jc w:val="center"/>
+              <w:rPr>
+                <w:rFonts w:ascii="Times New Roman" w:eastAsia="標楷體" w:hAnsi="Times New Roman"/>
+              </w:rPr>
+            </w:pPr>
+            <w:r>
+              <w:rPr>
+                <w:rFonts w:ascii="Times New Roman" w:eastAsia="標楷體" w:hAnsi="Times New Roman" w:hint="eastAsia"/>
+              </w:rPr>
+              <w:t>●</w:t>
+            </w:r>
+          </w:p>
+        </w:tc>
+        <w:tc>
+          <w:tcPr>
+            <w:tcW w:w="1332" w:type="dxa"/>
+            <w:vAlign w:val="center"/>
+          </w:tcPr>
+          <w:p>
+            <w:pPr>
+              <w:widowControl/>
+              <w:jc w:val="center"/>
+              <w:rPr>
+                <w:rFonts w:ascii="Times New Roman" w:eastAsia="標楷體" w:hAnsi="Times New Roman"/>
+              </w:rPr>
+            </w:pPr>
+            <w:r>
+              <w:rPr>
+                <w:rFonts w:ascii="Times New Roman" w:eastAsia="標楷體" w:hAnsi="Times New Roman" w:hint="eastAsia"/>
+              </w:rPr>
+              <w:t>○</w:t>
+            </w:r>
+          </w:p>
+        </w:tc>
+        <w:tc>
+          <w:tcPr>
+            <w:tcW w:w="1332" w:type="dxa"/>
+            <w:vAlign w:val="center"/>
+          </w:tcPr>
+          <w:p>
+            <w:pPr>
+              <w:widowControl/>
+              <w:jc w:val="center"/>
+              <w:rPr>
+                <w:rFonts w:ascii="Times New Roman" w:eastAsia="標楷體" w:hAnsi="Times New Roman"/>
+              </w:rPr>
+            </w:pPr>
+          </w:p>
+        </w:tc>
+      </w:tr>
     </w:tbl>
     <w:p>
       <w:pPr>
         <w:widowControl/>
         <w:rPr>
-          <w:rFonts w:ascii="Times New Roman" w:eastAsia="標楷體" w:hAnsi="Times New Roman" w:hint="eastAsia"/>
+          <w:rFonts w:ascii="Times New Roman" w:eastAsia="標楷體" w:hAnsi="Times New Roman"/>
           <w:b/>
           <w:bCs/>
         </w:rPr>
@@ -9068,6 +9358,7 @@
   <w:style w:type="character" w:default="1" w:styleId="a0">
     <w:name w:val="Default Paragraph Font"/>
     <w:uiPriority w:val="1"/>
+    <w:semiHidden/>
     <w:unhideWhenUsed/>
   </w:style>
   <w:style w:type="table" w:default="1" w:styleId="a1">

--- a/Documents/Chapter 4.docx
+++ b/Documents/Chapter 4.docx
@@ -279,16 +279,8 @@
               <w:rPr>
                 <w:rFonts w:ascii="Times New Roman" w:eastAsia="標楷體" w:hAnsi="Times New Roman" w:hint="eastAsia"/>
               </w:rPr>
-              <w:t>童柏</w:t>
-            </w:r>
-            <w:proofErr w:type="gramStart"/>
-            <w:r>
-              <w:rPr>
-                <w:rFonts w:ascii="Times New Roman" w:eastAsia="標楷體" w:hAnsi="Times New Roman" w:hint="eastAsia"/>
-              </w:rPr>
-              <w:t>祐</w:t>
-            </w:r>
-            <w:proofErr w:type="gramEnd"/>
+              <w:t>童柏祐</w:t>
+            </w:r>
           </w:p>
         </w:tc>
         <w:tc>
@@ -324,16 +316,8 @@
               <w:rPr>
                 <w:rFonts w:ascii="Times New Roman" w:eastAsia="標楷體" w:hAnsi="Times New Roman" w:hint="eastAsia"/>
               </w:rPr>
-              <w:t>黃</w:t>
-            </w:r>
-            <w:proofErr w:type="gramStart"/>
-            <w:r>
-              <w:rPr>
-                <w:rFonts w:ascii="Times New Roman" w:eastAsia="標楷體" w:hAnsi="Times New Roman" w:hint="eastAsia"/>
-              </w:rPr>
-              <w:t>于愷</w:t>
-            </w:r>
-            <w:proofErr w:type="gramEnd"/>
+              <w:t>黃于愷</w:t>
+            </w:r>
           </w:p>
         </w:tc>
         <w:tc>
@@ -2140,11 +2124,19 @@
                 <w:rFonts w:ascii="Times New Roman" w:eastAsia="標楷體" w:hAnsi="Times New Roman"/>
               </w:rPr>
             </w:pPr>
-            <w:r>
-              <w:rPr>
-                <w:rFonts w:ascii="Times New Roman" w:eastAsia="標楷體" w:hAnsi="Times New Roman" w:hint="eastAsia"/>
-              </w:rPr>
-              <w:t>Ollama LLM</w:t>
+            <w:proofErr w:type="spellStart"/>
+            <w:r>
+              <w:rPr>
+                <w:rFonts w:ascii="Times New Roman" w:eastAsia="標楷體" w:hAnsi="Times New Roman" w:hint="eastAsia"/>
+              </w:rPr>
+              <w:t>Ollama</w:t>
+            </w:r>
+            <w:proofErr w:type="spellEnd"/>
+            <w:r>
+              <w:rPr>
+                <w:rFonts w:ascii="Times New Roman" w:eastAsia="標楷體" w:hAnsi="Times New Roman" w:hint="eastAsia"/>
+              </w:rPr>
+              <w:t xml:space="preserve"> LLM</w:t>
             </w:r>
             <w:r>
               <w:rPr>
@@ -2688,6 +2680,12 @@
                 <w:rFonts w:ascii="Times New Roman" w:eastAsia="標楷體" w:hAnsi="Times New Roman"/>
               </w:rPr>
             </w:pPr>
+            <w:r>
+              <w:rPr>
+                <w:rFonts w:ascii="Times New Roman" w:eastAsia="標楷體" w:hAnsi="Times New Roman" w:hint="eastAsia"/>
+              </w:rPr>
+              <w:t>○</w:t>
+            </w:r>
           </w:p>
         </w:tc>
         <w:tc>
@@ -4563,6 +4561,12 @@
                 <w:rFonts w:ascii="Times New Roman" w:eastAsia="標楷體" w:hAnsi="Times New Roman"/>
               </w:rPr>
             </w:pPr>
+            <w:r>
+              <w:rPr>
+                <w:rFonts w:ascii="Times New Roman" w:eastAsia="標楷體" w:hAnsi="Times New Roman" w:hint="eastAsia"/>
+              </w:rPr>
+              <w:t>○</w:t>
+            </w:r>
           </w:p>
         </w:tc>
         <w:tc>
@@ -5180,7 +5184,7 @@
               <w:widowControl/>
               <w:jc w:val="center"/>
               <w:rPr>
-                <w:rFonts w:ascii="Times New Roman" w:eastAsia="標楷體" w:hAnsi="Times New Roman" w:hint="eastAsia"/>
+                <w:rFonts w:ascii="Times New Roman" w:eastAsia="標楷體" w:hAnsi="Times New Roman"/>
               </w:rPr>
             </w:pPr>
             <w:r>
@@ -5202,7 +5206,7 @@
               <w:widowControl/>
               <w:jc w:val="center"/>
               <w:rPr>
-                <w:rFonts w:ascii="Times New Roman" w:eastAsia="標楷體" w:hAnsi="Times New Roman" w:hint="eastAsia"/>
+                <w:rFonts w:ascii="Times New Roman" w:eastAsia="標楷體" w:hAnsi="Times New Roman"/>
               </w:rPr>
             </w:pPr>
             <w:r>
@@ -5317,7 +5321,7 @@
               <w:widowControl/>
               <w:jc w:val="center"/>
               <w:rPr>
-                <w:rFonts w:ascii="Times New Roman" w:eastAsia="標楷體" w:hAnsi="Times New Roman" w:hint="eastAsia"/>
+                <w:rFonts w:ascii="Times New Roman" w:eastAsia="標楷體" w:hAnsi="Times New Roman"/>
               </w:rPr>
             </w:pPr>
           </w:p>
@@ -5333,7 +5337,7 @@
               <w:widowControl/>
               <w:jc w:val="center"/>
               <w:rPr>
-                <w:rFonts w:ascii="Times New Roman" w:eastAsia="標楷體" w:hAnsi="Times New Roman" w:hint="eastAsia"/>
+                <w:rFonts w:ascii="Times New Roman" w:eastAsia="標楷體" w:hAnsi="Times New Roman"/>
               </w:rPr>
             </w:pPr>
             <w:r>
@@ -5499,6 +5503,7 @@
         </w:rPr>
         <w:t>上傳</w:t>
       </w:r>
+      <w:proofErr w:type="spellStart"/>
       <w:r>
         <w:rPr>
           <w:rFonts w:ascii="Times New Roman" w:eastAsia="標楷體" w:hAnsi="Times New Roman" w:hint="eastAsia"/>
@@ -5509,6 +5514,7 @@
         </w:rPr>
         <w:t>github</w:t>
       </w:r>
+      <w:proofErr w:type="spellEnd"/>
       <w:r>
         <w:rPr>
           <w:rFonts w:ascii="Times New Roman" w:eastAsia="標楷體" w:hAnsi="Times New Roman" w:hint="eastAsia"/>

--- a/Documents/Chapter 4.docx
+++ b/Documents/Chapter 4.docx
@@ -2124,19 +2124,11 @@
                 <w:rFonts w:ascii="Times New Roman" w:eastAsia="標楷體" w:hAnsi="Times New Roman"/>
               </w:rPr>
             </w:pPr>
-            <w:proofErr w:type="spellStart"/>
-            <w:r>
-              <w:rPr>
-                <w:rFonts w:ascii="Times New Roman" w:eastAsia="標楷體" w:hAnsi="Times New Roman" w:hint="eastAsia"/>
-              </w:rPr>
-              <w:t>Ollama</w:t>
-            </w:r>
-            <w:proofErr w:type="spellEnd"/>
-            <w:r>
-              <w:rPr>
-                <w:rFonts w:ascii="Times New Roman" w:eastAsia="標楷體" w:hAnsi="Times New Roman" w:hint="eastAsia"/>
-              </w:rPr>
-              <w:t xml:space="preserve"> LLM</w:t>
+            <w:r>
+              <w:rPr>
+                <w:rFonts w:ascii="Times New Roman" w:eastAsia="標楷體" w:hAnsi="Times New Roman" w:hint="eastAsia"/>
+              </w:rPr>
+              <w:t>Ollama LLM</w:t>
             </w:r>
             <w:r>
               <w:rPr>
@@ -4546,6 +4538,12 @@
                 <w:rFonts w:ascii="Times New Roman" w:eastAsia="標楷體" w:hAnsi="Times New Roman"/>
               </w:rPr>
             </w:pPr>
+            <w:r>
+              <w:rPr>
+                <w:rFonts w:ascii="Times New Roman" w:eastAsia="標楷體" w:hAnsi="Times New Roman" w:hint="eastAsia"/>
+              </w:rPr>
+              <w:t>●</w:t>
+            </w:r>
           </w:p>
         </w:tc>
         <w:tc>
@@ -4695,6 +4693,12 @@
                 <w:rFonts w:ascii="Times New Roman" w:eastAsia="標楷體" w:hAnsi="Times New Roman"/>
               </w:rPr>
             </w:pPr>
+            <w:r>
+              <w:rPr>
+                <w:rFonts w:ascii="Times New Roman" w:eastAsia="標楷體" w:hAnsi="Times New Roman" w:hint="eastAsia"/>
+              </w:rPr>
+              <w:t>●</w:t>
+            </w:r>
           </w:p>
         </w:tc>
         <w:tc>
@@ -4838,6 +4842,12 @@
                 <w:rFonts w:ascii="Times New Roman" w:eastAsia="標楷體" w:hAnsi="Times New Roman"/>
               </w:rPr>
             </w:pPr>
+            <w:r>
+              <w:rPr>
+                <w:rFonts w:ascii="Times New Roman" w:eastAsia="標楷體" w:hAnsi="Times New Roman" w:hint="eastAsia"/>
+              </w:rPr>
+              <w:t>●</w:t>
+            </w:r>
           </w:p>
         </w:tc>
         <w:tc>
@@ -5503,7 +5513,6 @@
         </w:rPr>
         <w:t>上傳</w:t>
       </w:r>
-      <w:proofErr w:type="spellStart"/>
       <w:r>
         <w:rPr>
           <w:rFonts w:ascii="Times New Roman" w:eastAsia="標楷體" w:hAnsi="Times New Roman" w:hint="eastAsia"/>
@@ -5514,7 +5523,6 @@
         </w:rPr>
         <w:t>github</w:t>
       </w:r>
-      <w:proofErr w:type="spellEnd"/>
       <w:r>
         <w:rPr>
           <w:rFonts w:ascii="Times New Roman" w:eastAsia="標楷體" w:hAnsi="Times New Roman" w:hint="eastAsia"/>

--- a/Documents/Chapter 4.docx
+++ b/Documents/Chapter 4.docx
@@ -1980,7 +1980,7 @@
               <w:widowControl/>
               <w:jc w:val="center"/>
               <w:rPr>
-                <w:rFonts w:ascii="Times New Roman" w:eastAsia="標楷體" w:hAnsi="Times New Roman"/>
+                <w:rFonts w:ascii="Times New Roman" w:eastAsia="標楷體" w:hAnsi="Times New Roman" w:hint="eastAsia"/>
               </w:rPr>
             </w:pPr>
           </w:p>
@@ -1996,14 +1996,26 @@
               <w:widowControl/>
               <w:jc w:val="center"/>
               <w:rPr>
-                <w:rFonts w:ascii="Times New Roman" w:eastAsia="標楷體" w:hAnsi="Times New Roman"/>
-              </w:rPr>
-            </w:pPr>
-            <w:r>
-              <w:rPr>
-                <w:rFonts w:ascii="Times New Roman" w:eastAsia="標楷體" w:hAnsi="Times New Roman" w:hint="eastAsia"/>
-              </w:rPr>
-              <w:t>新聞爬蟲</w:t>
+                <w:rFonts w:ascii="Times New Roman" w:eastAsia="標楷體" w:hAnsi="Times New Roman" w:hint="eastAsia"/>
+              </w:rPr>
+            </w:pPr>
+            <w:r>
+              <w:rPr>
+                <w:rFonts w:ascii="Times New Roman" w:eastAsia="標楷體" w:hAnsi="Times New Roman"/>
+              </w:rPr>
+              <w:t>G</w:t>
+            </w:r>
+            <w:r>
+              <w:rPr>
+                <w:rFonts w:ascii="Times New Roman" w:eastAsia="標楷體" w:hAnsi="Times New Roman" w:hint="eastAsia"/>
+              </w:rPr>
+              <w:t>it</w:t>
+            </w:r>
+            <w:r>
+              <w:rPr>
+                <w:rFonts w:ascii="Times New Roman" w:eastAsia="標楷體" w:hAnsi="Times New Roman" w:hint="eastAsia"/>
+              </w:rPr>
+              <w:t>環境架設</w:t>
             </w:r>
           </w:p>
         </w:tc>
@@ -2035,42 +2047,42 @@
                 <w:rFonts w:ascii="Times New Roman" w:eastAsia="標楷體" w:hAnsi="Times New Roman"/>
               </w:rPr>
             </w:pPr>
+          </w:p>
+        </w:tc>
+        <w:tc>
+          <w:tcPr>
+            <w:tcW w:w="1332" w:type="dxa"/>
+            <w:vAlign w:val="center"/>
+          </w:tcPr>
+          <w:p>
+            <w:pPr>
+              <w:widowControl/>
+              <w:jc w:val="center"/>
+              <w:rPr>
+                <w:rFonts w:ascii="Times New Roman" w:eastAsia="標楷體" w:hAnsi="Times New Roman"/>
+              </w:rPr>
+            </w:pPr>
+          </w:p>
+        </w:tc>
+        <w:tc>
+          <w:tcPr>
+            <w:tcW w:w="1332" w:type="dxa"/>
+            <w:vAlign w:val="center"/>
+          </w:tcPr>
+          <w:p>
+            <w:pPr>
+              <w:widowControl/>
+              <w:jc w:val="center"/>
+              <w:rPr>
+                <w:rFonts w:ascii="Times New Roman" w:eastAsia="標楷體" w:hAnsi="Times New Roman" w:hint="eastAsia"/>
+              </w:rPr>
+            </w:pPr>
             <w:r>
               <w:rPr>
                 <w:rFonts w:ascii="Times New Roman" w:eastAsia="標楷體" w:hAnsi="Times New Roman" w:hint="eastAsia"/>
               </w:rPr>
               <w:t>●</w:t>
             </w:r>
-          </w:p>
-        </w:tc>
-        <w:tc>
-          <w:tcPr>
-            <w:tcW w:w="1332" w:type="dxa"/>
-            <w:vAlign w:val="center"/>
-          </w:tcPr>
-          <w:p>
-            <w:pPr>
-              <w:widowControl/>
-              <w:jc w:val="center"/>
-              <w:rPr>
-                <w:rFonts w:ascii="Times New Roman" w:eastAsia="標楷體" w:hAnsi="Times New Roman"/>
-              </w:rPr>
-            </w:pPr>
-          </w:p>
-        </w:tc>
-        <w:tc>
-          <w:tcPr>
-            <w:tcW w:w="1332" w:type="dxa"/>
-            <w:vAlign w:val="center"/>
-          </w:tcPr>
-          <w:p>
-            <w:pPr>
-              <w:widowControl/>
-              <w:jc w:val="center"/>
-              <w:rPr>
-                <w:rFonts w:ascii="Times New Roman" w:eastAsia="標楷體" w:hAnsi="Times New Roman"/>
-              </w:rPr>
-            </w:pPr>
           </w:p>
         </w:tc>
         <w:tc>
@@ -2128,13 +2140,7 @@
               <w:rPr>
                 <w:rFonts w:ascii="Times New Roman" w:eastAsia="標楷體" w:hAnsi="Times New Roman" w:hint="eastAsia"/>
               </w:rPr>
-              <w:t>Ollama LLM</w:t>
-            </w:r>
-            <w:r>
-              <w:rPr>
-                <w:rFonts w:ascii="Times New Roman" w:eastAsia="標楷體" w:hAnsi="Times New Roman" w:hint="eastAsia"/>
-              </w:rPr>
-              <w:t>模型訓練</w:t>
+              <w:t>新聞爬蟲</w:t>
             </w:r>
           </w:p>
         </w:tc>
@@ -2166,26 +2172,32 @@
                 <w:rFonts w:ascii="Times New Roman" w:eastAsia="標楷體" w:hAnsi="Times New Roman"/>
               </w:rPr>
             </w:pPr>
-          </w:p>
-        </w:tc>
-        <w:tc>
-          <w:tcPr>
-            <w:tcW w:w="1332" w:type="dxa"/>
-            <w:vAlign w:val="center"/>
-          </w:tcPr>
-          <w:p>
-            <w:pPr>
-              <w:widowControl/>
-              <w:jc w:val="center"/>
-              <w:rPr>
-                <w:rFonts w:ascii="Times New Roman" w:eastAsia="標楷體" w:hAnsi="Times New Roman"/>
-              </w:rPr>
-            </w:pPr>
             <w:r>
               <w:rPr>
                 <w:rFonts w:ascii="Times New Roman" w:eastAsia="標楷體" w:hAnsi="Times New Roman" w:hint="eastAsia"/>
               </w:rPr>
               <w:t>●</w:t>
+            </w:r>
+          </w:p>
+        </w:tc>
+        <w:tc>
+          <w:tcPr>
+            <w:tcW w:w="1332" w:type="dxa"/>
+            <w:vAlign w:val="center"/>
+          </w:tcPr>
+          <w:p>
+            <w:pPr>
+              <w:widowControl/>
+              <w:jc w:val="center"/>
+              <w:rPr>
+                <w:rFonts w:ascii="Times New Roman" w:eastAsia="標楷體" w:hAnsi="Times New Roman"/>
+              </w:rPr>
+            </w:pPr>
+            <w:r>
+              <w:rPr>
+                <w:rFonts w:ascii="Times New Roman" w:eastAsia="標楷體" w:hAnsi="Times New Roman" w:hint="eastAsia"/>
+              </w:rPr>
+              <w:t>○</w:t>
             </w:r>
           </w:p>
         </w:tc>
@@ -2259,7 +2271,13 @@
               <w:rPr>
                 <w:rFonts w:ascii="Times New Roman" w:eastAsia="標楷體" w:hAnsi="Times New Roman" w:hint="eastAsia"/>
               </w:rPr>
-              <w:t>視訊通話</w:t>
+              <w:t>Ollama LLM</w:t>
+            </w:r>
+            <w:r>
+              <w:rPr>
+                <w:rFonts w:ascii="Times New Roman" w:eastAsia="標楷體" w:hAnsi="Times New Roman" w:hint="eastAsia"/>
+              </w:rPr>
+              <w:t>模型訓練</w:t>
             </w:r>
           </w:p>
         </w:tc>
@@ -2276,42 +2294,42 @@
                 <w:rFonts w:ascii="Times New Roman" w:eastAsia="標楷體" w:hAnsi="Times New Roman"/>
               </w:rPr>
             </w:pPr>
+          </w:p>
+        </w:tc>
+        <w:tc>
+          <w:tcPr>
+            <w:tcW w:w="1332" w:type="dxa"/>
+            <w:vAlign w:val="center"/>
+          </w:tcPr>
+          <w:p>
+            <w:pPr>
+              <w:widowControl/>
+              <w:jc w:val="center"/>
+              <w:rPr>
+                <w:rFonts w:ascii="Times New Roman" w:eastAsia="標楷體" w:hAnsi="Times New Roman"/>
+              </w:rPr>
+            </w:pPr>
+          </w:p>
+        </w:tc>
+        <w:tc>
+          <w:tcPr>
+            <w:tcW w:w="1332" w:type="dxa"/>
+            <w:vAlign w:val="center"/>
+          </w:tcPr>
+          <w:p>
+            <w:pPr>
+              <w:widowControl/>
+              <w:jc w:val="center"/>
+              <w:rPr>
+                <w:rFonts w:ascii="Times New Roman" w:eastAsia="標楷體" w:hAnsi="Times New Roman"/>
+              </w:rPr>
+            </w:pPr>
             <w:r>
               <w:rPr>
                 <w:rFonts w:ascii="Times New Roman" w:eastAsia="標楷體" w:hAnsi="Times New Roman" w:hint="eastAsia"/>
               </w:rPr>
               <w:t>●</w:t>
             </w:r>
-          </w:p>
-        </w:tc>
-        <w:tc>
-          <w:tcPr>
-            <w:tcW w:w="1332" w:type="dxa"/>
-            <w:vAlign w:val="center"/>
-          </w:tcPr>
-          <w:p>
-            <w:pPr>
-              <w:widowControl/>
-              <w:jc w:val="center"/>
-              <w:rPr>
-                <w:rFonts w:ascii="Times New Roman" w:eastAsia="標楷體" w:hAnsi="Times New Roman"/>
-              </w:rPr>
-            </w:pPr>
-          </w:p>
-        </w:tc>
-        <w:tc>
-          <w:tcPr>
-            <w:tcW w:w="1332" w:type="dxa"/>
-            <w:vAlign w:val="center"/>
-          </w:tcPr>
-          <w:p>
-            <w:pPr>
-              <w:widowControl/>
-              <w:jc w:val="center"/>
-              <w:rPr>
-                <w:rFonts w:ascii="Times New Roman" w:eastAsia="標楷體" w:hAnsi="Times New Roman"/>
-              </w:rPr>
-            </w:pPr>
           </w:p>
         </w:tc>
         <w:tc>
@@ -2384,7 +2402,7 @@
               <w:rPr>
                 <w:rFonts w:ascii="Times New Roman" w:eastAsia="標楷體" w:hAnsi="Times New Roman" w:hint="eastAsia"/>
               </w:rPr>
-              <w:t>遠端監控</w:t>
+              <w:t>視訊通話</w:t>
             </w:r>
           </w:p>
         </w:tc>
@@ -2509,7 +2527,7 @@
               <w:rPr>
                 <w:rFonts w:ascii="Times New Roman" w:eastAsia="標楷體" w:hAnsi="Times New Roman" w:hint="eastAsia"/>
               </w:rPr>
-              <w:t>家屬配對</w:t>
+              <w:t>遠端監控</w:t>
             </w:r>
           </w:p>
         </w:tc>
@@ -2526,42 +2544,42 @@
                 <w:rFonts w:ascii="Times New Roman" w:eastAsia="標楷體" w:hAnsi="Times New Roman"/>
               </w:rPr>
             </w:pPr>
-          </w:p>
-        </w:tc>
-        <w:tc>
-          <w:tcPr>
-            <w:tcW w:w="1332" w:type="dxa"/>
-            <w:vAlign w:val="center"/>
-          </w:tcPr>
-          <w:p>
-            <w:pPr>
-              <w:widowControl/>
-              <w:jc w:val="center"/>
-              <w:rPr>
-                <w:rFonts w:ascii="Times New Roman" w:eastAsia="標楷體" w:hAnsi="Times New Roman"/>
-              </w:rPr>
-            </w:pPr>
-          </w:p>
-        </w:tc>
-        <w:tc>
-          <w:tcPr>
-            <w:tcW w:w="1332" w:type="dxa"/>
-            <w:vAlign w:val="center"/>
-          </w:tcPr>
-          <w:p>
-            <w:pPr>
-              <w:widowControl/>
-              <w:jc w:val="center"/>
-              <w:rPr>
-                <w:rFonts w:ascii="Times New Roman" w:eastAsia="標楷體" w:hAnsi="Times New Roman"/>
-              </w:rPr>
-            </w:pPr>
             <w:r>
               <w:rPr>
                 <w:rFonts w:ascii="Times New Roman" w:eastAsia="標楷體" w:hAnsi="Times New Roman" w:hint="eastAsia"/>
               </w:rPr>
               <w:t>●</w:t>
             </w:r>
+          </w:p>
+        </w:tc>
+        <w:tc>
+          <w:tcPr>
+            <w:tcW w:w="1332" w:type="dxa"/>
+            <w:vAlign w:val="center"/>
+          </w:tcPr>
+          <w:p>
+            <w:pPr>
+              <w:widowControl/>
+              <w:jc w:val="center"/>
+              <w:rPr>
+                <w:rFonts w:ascii="Times New Roman" w:eastAsia="標楷體" w:hAnsi="Times New Roman"/>
+              </w:rPr>
+            </w:pPr>
+          </w:p>
+        </w:tc>
+        <w:tc>
+          <w:tcPr>
+            <w:tcW w:w="1332" w:type="dxa"/>
+            <w:vAlign w:val="center"/>
+          </w:tcPr>
+          <w:p>
+            <w:pPr>
+              <w:widowControl/>
+              <w:jc w:val="center"/>
+              <w:rPr>
+                <w:rFonts w:ascii="Times New Roman" w:eastAsia="標楷體" w:hAnsi="Times New Roman"/>
+              </w:rPr>
+            </w:pPr>
           </w:p>
         </w:tc>
         <w:tc>
@@ -2634,13 +2652,7 @@
               <w:rPr>
                 <w:rFonts w:ascii="Times New Roman" w:eastAsia="標楷體" w:hAnsi="Times New Roman" w:hint="eastAsia"/>
               </w:rPr>
-              <w:t>TTS</w:t>
-            </w:r>
-            <w:r>
-              <w:rPr>
-                <w:rFonts w:ascii="Times New Roman" w:eastAsia="標楷體" w:hAnsi="Times New Roman" w:hint="eastAsia"/>
-              </w:rPr>
-              <w:t>模型</w:t>
+              <w:t>家屬配對</w:t>
             </w:r>
           </w:p>
         </w:tc>
@@ -2672,27 +2684,27 @@
                 <w:rFonts w:ascii="Times New Roman" w:eastAsia="標楷體" w:hAnsi="Times New Roman"/>
               </w:rPr>
             </w:pPr>
-            <w:r>
-              <w:rPr>
-                <w:rFonts w:ascii="Times New Roman" w:eastAsia="標楷體" w:hAnsi="Times New Roman" w:hint="eastAsia"/>
-              </w:rPr>
-              <w:t>○</w:t>
-            </w:r>
-          </w:p>
-        </w:tc>
-        <w:tc>
-          <w:tcPr>
-            <w:tcW w:w="1332" w:type="dxa"/>
-            <w:vAlign w:val="center"/>
-          </w:tcPr>
-          <w:p>
-            <w:pPr>
-              <w:widowControl/>
-              <w:jc w:val="center"/>
-              <w:rPr>
-                <w:rFonts w:ascii="Times New Roman" w:eastAsia="標楷體" w:hAnsi="Times New Roman"/>
-              </w:rPr>
-            </w:pPr>
+          </w:p>
+        </w:tc>
+        <w:tc>
+          <w:tcPr>
+            <w:tcW w:w="1332" w:type="dxa"/>
+            <w:vAlign w:val="center"/>
+          </w:tcPr>
+          <w:p>
+            <w:pPr>
+              <w:widowControl/>
+              <w:jc w:val="center"/>
+              <w:rPr>
+                <w:rFonts w:ascii="Times New Roman" w:eastAsia="標楷體" w:hAnsi="Times New Roman"/>
+              </w:rPr>
+            </w:pPr>
+            <w:r>
+              <w:rPr>
+                <w:rFonts w:ascii="Times New Roman" w:eastAsia="標楷體" w:hAnsi="Times New Roman" w:hint="eastAsia"/>
+              </w:rPr>
+              <w:t>●</w:t>
+            </w:r>
           </w:p>
         </w:tc>
         <w:tc>
@@ -2765,7 +2777,13 @@
               <w:rPr>
                 <w:rFonts w:ascii="Times New Roman" w:eastAsia="標楷體" w:hAnsi="Times New Roman" w:hint="eastAsia"/>
               </w:rPr>
-              <w:t>走路偵測</w:t>
+              <w:t>TTS</w:t>
+            </w:r>
+            <w:r>
+              <w:rPr>
+                <w:rFonts w:ascii="Times New Roman" w:eastAsia="標楷體" w:hAnsi="Times New Roman" w:hint="eastAsia"/>
+              </w:rPr>
+              <w:t>模型</w:t>
             </w:r>
           </w:p>
         </w:tc>
@@ -2782,27 +2800,27 @@
                 <w:rFonts w:ascii="Times New Roman" w:eastAsia="標楷體" w:hAnsi="Times New Roman"/>
               </w:rPr>
             </w:pPr>
-            <w:r>
-              <w:rPr>
-                <w:rFonts w:ascii="Times New Roman" w:eastAsia="標楷體" w:hAnsi="Times New Roman" w:hint="eastAsia"/>
-              </w:rPr>
-              <w:t>●</w:t>
-            </w:r>
-          </w:p>
-        </w:tc>
-        <w:tc>
-          <w:tcPr>
-            <w:tcW w:w="1332" w:type="dxa"/>
-            <w:vAlign w:val="center"/>
-          </w:tcPr>
-          <w:p>
-            <w:pPr>
-              <w:widowControl/>
-              <w:jc w:val="center"/>
-              <w:rPr>
-                <w:rFonts w:ascii="Times New Roman" w:eastAsia="標楷體" w:hAnsi="Times New Roman"/>
-              </w:rPr>
-            </w:pPr>
+          </w:p>
+        </w:tc>
+        <w:tc>
+          <w:tcPr>
+            <w:tcW w:w="1332" w:type="dxa"/>
+            <w:vAlign w:val="center"/>
+          </w:tcPr>
+          <w:p>
+            <w:pPr>
+              <w:widowControl/>
+              <w:jc w:val="center"/>
+              <w:rPr>
+                <w:rFonts w:ascii="Times New Roman" w:eastAsia="標楷體" w:hAnsi="Times New Roman"/>
+              </w:rPr>
+            </w:pPr>
+            <w:r>
+              <w:rPr>
+                <w:rFonts w:ascii="Times New Roman" w:eastAsia="標楷體" w:hAnsi="Times New Roman" w:hint="eastAsia"/>
+              </w:rPr>
+              <w:t>○</w:t>
+            </w:r>
           </w:p>
         </w:tc>
         <w:tc>
@@ -2890,13 +2908,7 @@
               <w:rPr>
                 <w:rFonts w:ascii="Times New Roman" w:eastAsia="標楷體" w:hAnsi="Times New Roman" w:hint="eastAsia"/>
               </w:rPr>
-              <w:t>n8n</w:t>
-            </w:r>
-            <w:r>
-              <w:rPr>
-                <w:rFonts w:ascii="Times New Roman" w:eastAsia="標楷體" w:hAnsi="Times New Roman" w:hint="eastAsia"/>
-              </w:rPr>
-              <w:t>自動化工作流</w:t>
+              <w:t>走路偵測</w:t>
             </w:r>
           </w:p>
         </w:tc>
@@ -2913,6 +2925,12 @@
                 <w:rFonts w:ascii="Times New Roman" w:eastAsia="標楷體" w:hAnsi="Times New Roman"/>
               </w:rPr>
             </w:pPr>
+            <w:r>
+              <w:rPr>
+                <w:rFonts w:ascii="Times New Roman" w:eastAsia="標楷體" w:hAnsi="Times New Roman" w:hint="eastAsia"/>
+              </w:rPr>
+              <w:t>●</w:t>
+            </w:r>
           </w:p>
         </w:tc>
         <w:tc>
@@ -2984,23 +3002,17 @@
         <w:tc>
           <w:tcPr>
             <w:tcW w:w="456" w:type="dxa"/>
-            <w:vMerge w:val="restart"/>
-            <w:vAlign w:val="center"/>
-          </w:tcPr>
-          <w:p>
-            <w:pPr>
-              <w:widowControl/>
-              <w:jc w:val="center"/>
-              <w:rPr>
-                <w:rFonts w:ascii="Times New Roman" w:eastAsia="標楷體" w:hAnsi="Times New Roman"/>
-              </w:rPr>
-            </w:pPr>
-            <w:r>
-              <w:rPr>
-                <w:rFonts w:ascii="Times New Roman" w:eastAsia="標楷體" w:hAnsi="Times New Roman" w:hint="eastAsia"/>
-              </w:rPr>
-              <w:t>資料庫開發</w:t>
-            </w:r>
+            <w:vMerge/>
+            <w:vAlign w:val="center"/>
+          </w:tcPr>
+          <w:p>
+            <w:pPr>
+              <w:widowControl/>
+              <w:jc w:val="center"/>
+              <w:rPr>
+                <w:rFonts w:ascii="Times New Roman" w:eastAsia="標楷體" w:hAnsi="Times New Roman"/>
+              </w:rPr>
+            </w:pPr>
           </w:p>
         </w:tc>
         <w:tc>
@@ -3021,7 +3033,13 @@
               <w:rPr>
                 <w:rFonts w:ascii="Times New Roman" w:eastAsia="標楷體" w:hAnsi="Times New Roman" w:hint="eastAsia"/>
               </w:rPr>
-              <w:t>資料庫設計</w:t>
+              <w:t>n8n</w:t>
+            </w:r>
+            <w:r>
+              <w:rPr>
+                <w:rFonts w:ascii="Times New Roman" w:eastAsia="標楷體" w:hAnsi="Times New Roman" w:hint="eastAsia"/>
+              </w:rPr>
+              <w:t>自動化工作流</w:t>
             </w:r>
           </w:p>
         </w:tc>
@@ -3038,48 +3056,36 @@
                 <w:rFonts w:ascii="Times New Roman" w:eastAsia="標楷體" w:hAnsi="Times New Roman"/>
               </w:rPr>
             </w:pPr>
-            <w:r>
-              <w:rPr>
-                <w:rFonts w:ascii="Times New Roman" w:eastAsia="標楷體" w:hAnsi="Times New Roman" w:hint="eastAsia"/>
-              </w:rPr>
-              <w:t>●</w:t>
-            </w:r>
-          </w:p>
-        </w:tc>
-        <w:tc>
-          <w:tcPr>
-            <w:tcW w:w="1332" w:type="dxa"/>
-            <w:vAlign w:val="center"/>
-          </w:tcPr>
-          <w:p>
-            <w:pPr>
-              <w:widowControl/>
-              <w:jc w:val="center"/>
-              <w:rPr>
-                <w:rFonts w:ascii="Times New Roman" w:eastAsia="標楷體" w:hAnsi="Times New Roman"/>
-              </w:rPr>
-            </w:pPr>
-          </w:p>
-        </w:tc>
-        <w:tc>
-          <w:tcPr>
-            <w:tcW w:w="1332" w:type="dxa"/>
-            <w:vAlign w:val="center"/>
-          </w:tcPr>
-          <w:p>
-            <w:pPr>
-              <w:widowControl/>
-              <w:jc w:val="center"/>
-              <w:rPr>
-                <w:rFonts w:ascii="Times New Roman" w:eastAsia="標楷體" w:hAnsi="Times New Roman"/>
-              </w:rPr>
-            </w:pPr>
-            <w:r>
-              <w:rPr>
-                <w:rFonts w:ascii="Times New Roman" w:eastAsia="標楷體" w:hAnsi="Times New Roman" w:hint="eastAsia"/>
-              </w:rPr>
-              <w:t>○</w:t>
-            </w:r>
+          </w:p>
+        </w:tc>
+        <w:tc>
+          <w:tcPr>
+            <w:tcW w:w="1332" w:type="dxa"/>
+            <w:vAlign w:val="center"/>
+          </w:tcPr>
+          <w:p>
+            <w:pPr>
+              <w:widowControl/>
+              <w:jc w:val="center"/>
+              <w:rPr>
+                <w:rFonts w:ascii="Times New Roman" w:eastAsia="標楷體" w:hAnsi="Times New Roman"/>
+              </w:rPr>
+            </w:pPr>
+          </w:p>
+        </w:tc>
+        <w:tc>
+          <w:tcPr>
+            <w:tcW w:w="1332" w:type="dxa"/>
+            <w:vAlign w:val="center"/>
+          </w:tcPr>
+          <w:p>
+            <w:pPr>
+              <w:widowControl/>
+              <w:jc w:val="center"/>
+              <w:rPr>
+                <w:rFonts w:ascii="Times New Roman" w:eastAsia="標楷體" w:hAnsi="Times New Roman"/>
+              </w:rPr>
+            </w:pPr>
           </w:p>
         </w:tc>
         <w:tc>
@@ -3121,6 +3127,143 @@
         <w:tc>
           <w:tcPr>
             <w:tcW w:w="456" w:type="dxa"/>
+            <w:vMerge w:val="restart"/>
+            <w:vAlign w:val="center"/>
+          </w:tcPr>
+          <w:p>
+            <w:pPr>
+              <w:widowControl/>
+              <w:jc w:val="center"/>
+              <w:rPr>
+                <w:rFonts w:ascii="Times New Roman" w:eastAsia="標楷體" w:hAnsi="Times New Roman"/>
+              </w:rPr>
+            </w:pPr>
+            <w:r>
+              <w:rPr>
+                <w:rFonts w:ascii="Times New Roman" w:eastAsia="標楷體" w:hAnsi="Times New Roman" w:hint="eastAsia"/>
+              </w:rPr>
+              <w:t>資料庫開發</w:t>
+            </w:r>
+          </w:p>
+        </w:tc>
+        <w:tc>
+          <w:tcPr>
+            <w:tcW w:w="2513" w:type="dxa"/>
+            <w:gridSpan w:val="3"/>
+            <w:vAlign w:val="center"/>
+          </w:tcPr>
+          <w:p>
+            <w:pPr>
+              <w:widowControl/>
+              <w:jc w:val="center"/>
+              <w:rPr>
+                <w:rFonts w:ascii="Times New Roman" w:eastAsia="標楷體" w:hAnsi="Times New Roman"/>
+              </w:rPr>
+            </w:pPr>
+            <w:r>
+              <w:rPr>
+                <w:rFonts w:ascii="Times New Roman" w:eastAsia="標楷體" w:hAnsi="Times New Roman" w:hint="eastAsia"/>
+              </w:rPr>
+              <w:t>資料庫設計</w:t>
+            </w:r>
+          </w:p>
+        </w:tc>
+        <w:tc>
+          <w:tcPr>
+            <w:tcW w:w="1331" w:type="dxa"/>
+            <w:vAlign w:val="center"/>
+          </w:tcPr>
+          <w:p>
+            <w:pPr>
+              <w:widowControl/>
+              <w:jc w:val="center"/>
+              <w:rPr>
+                <w:rFonts w:ascii="Times New Roman" w:eastAsia="標楷體" w:hAnsi="Times New Roman"/>
+              </w:rPr>
+            </w:pPr>
+            <w:r>
+              <w:rPr>
+                <w:rFonts w:ascii="Times New Roman" w:eastAsia="標楷體" w:hAnsi="Times New Roman" w:hint="eastAsia"/>
+              </w:rPr>
+              <w:t>●</w:t>
+            </w:r>
+          </w:p>
+        </w:tc>
+        <w:tc>
+          <w:tcPr>
+            <w:tcW w:w="1332" w:type="dxa"/>
+            <w:vAlign w:val="center"/>
+          </w:tcPr>
+          <w:p>
+            <w:pPr>
+              <w:widowControl/>
+              <w:jc w:val="center"/>
+              <w:rPr>
+                <w:rFonts w:ascii="Times New Roman" w:eastAsia="標楷體" w:hAnsi="Times New Roman"/>
+              </w:rPr>
+            </w:pPr>
+          </w:p>
+        </w:tc>
+        <w:tc>
+          <w:tcPr>
+            <w:tcW w:w="1332" w:type="dxa"/>
+            <w:vAlign w:val="center"/>
+          </w:tcPr>
+          <w:p>
+            <w:pPr>
+              <w:widowControl/>
+              <w:jc w:val="center"/>
+              <w:rPr>
+                <w:rFonts w:ascii="Times New Roman" w:eastAsia="標楷體" w:hAnsi="Times New Roman"/>
+              </w:rPr>
+            </w:pPr>
+            <w:r>
+              <w:rPr>
+                <w:rFonts w:ascii="Times New Roman" w:eastAsia="標楷體" w:hAnsi="Times New Roman" w:hint="eastAsia"/>
+              </w:rPr>
+              <w:t>○</w:t>
+            </w:r>
+          </w:p>
+        </w:tc>
+        <w:tc>
+          <w:tcPr>
+            <w:tcW w:w="1332" w:type="dxa"/>
+            <w:vAlign w:val="center"/>
+          </w:tcPr>
+          <w:p>
+            <w:pPr>
+              <w:widowControl/>
+              <w:jc w:val="center"/>
+              <w:rPr>
+                <w:rFonts w:ascii="Times New Roman" w:eastAsia="標楷體" w:hAnsi="Times New Roman"/>
+              </w:rPr>
+            </w:pPr>
+          </w:p>
+        </w:tc>
+        <w:tc>
+          <w:tcPr>
+            <w:tcW w:w="1332" w:type="dxa"/>
+            <w:vAlign w:val="center"/>
+          </w:tcPr>
+          <w:p>
+            <w:pPr>
+              <w:widowControl/>
+              <w:jc w:val="center"/>
+              <w:rPr>
+                <w:rFonts w:ascii="Times New Roman" w:eastAsia="標楷體" w:hAnsi="Times New Roman"/>
+              </w:rPr>
+            </w:pPr>
+          </w:p>
+        </w:tc>
+      </w:tr>
+      <w:tr>
+        <w:trPr>
+          <w:trHeight w:hRule="exact" w:val="567"/>
+          <w:jc w:val="center"/>
+        </w:trPr>
+        <w:tc>
+          <w:tcPr>
+            <w:tcW w:w="456" w:type="dxa"/>
             <w:vMerge/>
             <w:vAlign w:val="center"/>
           </w:tcPr>
@@ -4991,6 +5134,12 @@
                 <w:rFonts w:ascii="Times New Roman" w:eastAsia="標楷體" w:hAnsi="Times New Roman"/>
               </w:rPr>
             </w:pPr>
+            <w:r>
+              <w:rPr>
+                <w:rFonts w:ascii="Times New Roman" w:eastAsia="標楷體" w:hAnsi="Times New Roman" w:hint="eastAsia"/>
+              </w:rPr>
+              <w:t>●</w:t>
+            </w:r>
           </w:p>
         </w:tc>
         <w:tc>
@@ -5240,6 +5389,12 @@
                 <w:rFonts w:ascii="Times New Roman" w:eastAsia="標楷體" w:hAnsi="Times New Roman"/>
               </w:rPr>
             </w:pPr>
+            <w:r>
+              <w:rPr>
+                <w:rFonts w:ascii="Times New Roman" w:eastAsia="標楷體" w:hAnsi="Times New Roman" w:hint="eastAsia"/>
+              </w:rPr>
+              <w:t>○</w:t>
+            </w:r>
           </w:p>
         </w:tc>
         <w:tc>

--- a/Documents/Chapter 4.docx
+++ b/Documents/Chapter 4.docx
@@ -8,7 +8,6 @@
           <w:rFonts w:ascii="Times New Roman" w:eastAsia="標楷體" w:hAnsi="Times New Roman"/>
           <w:b/>
           <w:bCs/>
-          <w:noProof/>
         </w:rPr>
       </w:pPr>
       <w:r>
@@ -34,6 +33,59 @@
           <w:bCs/>
         </w:rPr>
         <w:t>專業時程：甘特圖</w:t>
+      </w:r>
+    </w:p>
+    <w:p>
+      <w:pPr>
+        <w:rPr>
+          <w:rFonts w:ascii="Times New Roman" w:eastAsia="標楷體" w:hAnsi="Times New Roman" w:hint="eastAsia"/>
+          <w:b/>
+          <w:bCs/>
+          <w:noProof/>
+        </w:rPr>
+      </w:pPr>
+      <w:r>
+        <w:rPr>
+          <w:rFonts w:ascii="Times New Roman" w:eastAsia="標楷體" w:hAnsi="Times New Roman"/>
+          <w:b/>
+          <w:bCs/>
+          <w:noProof/>
+        </w:rPr>
+        <w:drawing>
+          <wp:inline distT="0" distB="0" distL="0" distR="0" wp14:anchorId="348FE4EA" wp14:editId="5CA7093B">
+            <wp:extent cx="6186444" cy="7345680"/>
+            <wp:effectExtent l="0" t="0" r="5080" b="7620"/>
+            <wp:docPr id="1732278338" name="圖片 1"/>
+            <wp:cNvGraphicFramePr>
+              <a:graphicFrameLocks xmlns:a="http://schemas.openxmlformats.org/drawingml/2006/main" noChangeAspect="1"/>
+            </wp:cNvGraphicFramePr>
+            <a:graphic xmlns:a="http://schemas.openxmlformats.org/drawingml/2006/main">
+              <a:graphicData uri="http://schemas.openxmlformats.org/drawingml/2006/picture">
+                <pic:pic xmlns:pic="http://schemas.openxmlformats.org/drawingml/2006/picture">
+                  <pic:nvPicPr>
+                    <pic:cNvPr id="1732278338" name=""/>
+                    <pic:cNvPicPr/>
+                  </pic:nvPicPr>
+                  <pic:blipFill>
+                    <a:blip r:embed="rId5"/>
+                    <a:stretch>
+                      <a:fillRect/>
+                    </a:stretch>
+                  </pic:blipFill>
+                  <pic:spPr>
+                    <a:xfrm>
+                      <a:off x="0" y="0"/>
+                      <a:ext cx="6210827" cy="7374632"/>
+                    </a:xfrm>
+                    <a:prstGeom prst="rect">
+                      <a:avLst/>
+                    </a:prstGeom>
+                  </pic:spPr>
+                </pic:pic>
+              </a:graphicData>
+            </a:graphic>
+          </wp:inline>
+        </w:drawing>
       </w:r>
     </w:p>
     <w:p>
@@ -1980,7 +2032,7 @@
               <w:widowControl/>
               <w:jc w:val="center"/>
               <w:rPr>
-                <w:rFonts w:ascii="Times New Roman" w:eastAsia="標楷體" w:hAnsi="Times New Roman" w:hint="eastAsia"/>
+                <w:rFonts w:ascii="Times New Roman" w:eastAsia="標楷體" w:hAnsi="Times New Roman"/>
               </w:rPr>
             </w:pPr>
           </w:p>
@@ -1996,7 +2048,7 @@
               <w:widowControl/>
               <w:jc w:val="center"/>
               <w:rPr>
-                <w:rFonts w:ascii="Times New Roman" w:eastAsia="標楷體" w:hAnsi="Times New Roman" w:hint="eastAsia"/>
+                <w:rFonts w:ascii="Times New Roman" w:eastAsia="標楷體" w:hAnsi="Times New Roman"/>
               </w:rPr>
             </w:pPr>
             <w:r>
@@ -2074,7 +2126,7 @@
               <w:widowControl/>
               <w:jc w:val="center"/>
               <w:rPr>
-                <w:rFonts w:ascii="Times New Roman" w:eastAsia="標楷體" w:hAnsi="Times New Roman" w:hint="eastAsia"/>
+                <w:rFonts w:ascii="Times New Roman" w:eastAsia="標楷體" w:hAnsi="Times New Roman"/>
               </w:rPr>
             </w:pPr>
             <w:r>
@@ -5627,6 +5679,8 @@
           <w:rFonts w:ascii="Times New Roman" w:eastAsia="標楷體" w:hAnsi="Times New Roman"/>
           <w:b/>
           <w:bCs/>
+          <w:sz w:val="28"/>
+          <w:szCs w:val="28"/>
         </w:rPr>
       </w:pPr>
       <w:r>
@@ -5687,6 +5741,319 @@
           <w:szCs w:val="28"/>
         </w:rPr>
         <w:t>紀錄</w:t>
+      </w:r>
+    </w:p>
+    <w:p>
+      <w:pPr>
+        <w:widowControl/>
+        <w:rPr>
+          <w:rFonts w:ascii="Times New Roman" w:eastAsia="標楷體" w:hAnsi="Times New Roman"/>
+          <w:b/>
+          <w:bCs/>
+        </w:rPr>
+      </w:pPr>
+      <w:r>
+        <w:rPr>
+          <w:rFonts w:ascii="Times New Roman" w:eastAsia="標楷體" w:hAnsi="Times New Roman"/>
+          <w:b/>
+          <w:bCs/>
+        </w:rPr>
+        <w:drawing>
+          <wp:inline distT="0" distB="0" distL="0" distR="0" wp14:anchorId="7746E0A4" wp14:editId="753D9688">
+            <wp:extent cx="6120130" cy="7701280"/>
+            <wp:effectExtent l="0" t="0" r="0" b="0"/>
+            <wp:docPr id="1880915978" name="圖片 1"/>
+            <wp:cNvGraphicFramePr>
+              <a:graphicFrameLocks xmlns:a="http://schemas.openxmlformats.org/drawingml/2006/main" noChangeAspect="1"/>
+            </wp:cNvGraphicFramePr>
+            <a:graphic xmlns:a="http://schemas.openxmlformats.org/drawingml/2006/main">
+              <a:graphicData uri="http://schemas.openxmlformats.org/drawingml/2006/picture">
+                <pic:pic xmlns:pic="http://schemas.openxmlformats.org/drawingml/2006/picture">
+                  <pic:nvPicPr>
+                    <pic:cNvPr id="1880915978" name=""/>
+                    <pic:cNvPicPr/>
+                  </pic:nvPicPr>
+                  <pic:blipFill>
+                    <a:blip r:embed="rId6"/>
+                    <a:stretch>
+                      <a:fillRect/>
+                    </a:stretch>
+                  </pic:blipFill>
+                  <pic:spPr>
+                    <a:xfrm>
+                      <a:off x="0" y="0"/>
+                      <a:ext cx="6120130" cy="7701280"/>
+                    </a:xfrm>
+                    <a:prstGeom prst="rect">
+                      <a:avLst/>
+                    </a:prstGeom>
+                  </pic:spPr>
+                </pic:pic>
+              </a:graphicData>
+            </a:graphic>
+          </wp:inline>
+        </w:drawing>
+      </w:r>
+    </w:p>
+    <w:p>
+      <w:pPr>
+        <w:widowControl/>
+        <w:rPr>
+          <w:rFonts w:ascii="Times New Roman" w:eastAsia="標楷體" w:hAnsi="Times New Roman"/>
+          <w:b/>
+          <w:bCs/>
+        </w:rPr>
+      </w:pPr>
+      <w:r>
+        <w:rPr>
+          <w:rFonts w:ascii="Times New Roman" w:eastAsia="標楷體" w:hAnsi="Times New Roman"/>
+          <w:b/>
+          <w:bCs/>
+        </w:rPr>
+        <w:br w:type="page"/>
+      </w:r>
+      <w:r>
+        <w:rPr>
+          <w:rFonts w:ascii="Times New Roman" w:eastAsia="標楷體" w:hAnsi="Times New Roman"/>
+          <w:b/>
+          <w:bCs/>
+        </w:rPr>
+        <w:lastRenderedPageBreak/>
+        <w:drawing>
+          <wp:inline distT="0" distB="0" distL="0" distR="0" wp14:anchorId="51C605F1" wp14:editId="0CDEBE5D">
+            <wp:extent cx="6096000" cy="6119401"/>
+            <wp:effectExtent l="0" t="0" r="0" b="0"/>
+            <wp:docPr id="323934424" name="圖片 1"/>
+            <wp:cNvGraphicFramePr>
+              <a:graphicFrameLocks xmlns:a="http://schemas.openxmlformats.org/drawingml/2006/main" noChangeAspect="1"/>
+            </wp:cNvGraphicFramePr>
+            <a:graphic xmlns:a="http://schemas.openxmlformats.org/drawingml/2006/main">
+              <a:graphicData uri="http://schemas.openxmlformats.org/drawingml/2006/picture">
+                <pic:pic xmlns:pic="http://schemas.openxmlformats.org/drawingml/2006/picture">
+                  <pic:nvPicPr>
+                    <pic:cNvPr id="323934424" name=""/>
+                    <pic:cNvPicPr/>
+                  </pic:nvPicPr>
+                  <pic:blipFill>
+                    <a:blip r:embed="rId7"/>
+                    <a:stretch>
+                      <a:fillRect/>
+                    </a:stretch>
+                  </pic:blipFill>
+                  <pic:spPr>
+                    <a:xfrm>
+                      <a:off x="0" y="0"/>
+                      <a:ext cx="6115918" cy="6139396"/>
+                    </a:xfrm>
+                    <a:prstGeom prst="rect">
+                      <a:avLst/>
+                    </a:prstGeom>
+                  </pic:spPr>
+                </pic:pic>
+              </a:graphicData>
+            </a:graphic>
+          </wp:inline>
+        </w:drawing>
+      </w:r>
+      <w:r>
+        <w:rPr>
+          <w:rFonts w:ascii="Times New Roman" w:eastAsia="標楷體" w:hAnsi="Times New Roman"/>
+          <w:b/>
+          <w:bCs/>
+        </w:rPr>
+        <w:br w:type="page"/>
+      </w:r>
+    </w:p>
+    <w:p>
+      <w:pPr>
+        <w:widowControl/>
+        <w:rPr>
+          <w:rFonts w:ascii="Times New Roman" w:eastAsia="標楷體" w:hAnsi="Times New Roman"/>
+          <w:b/>
+          <w:bCs/>
+        </w:rPr>
+      </w:pPr>
+      <w:r>
+        <w:rPr>
+          <w:rFonts w:ascii="Times New Roman" w:eastAsia="標楷體" w:hAnsi="Times New Roman"/>
+          <w:b/>
+          <w:bCs/>
+        </w:rPr>
+        <w:lastRenderedPageBreak/>
+        <w:drawing>
+          <wp:inline distT="0" distB="0" distL="0" distR="0" wp14:anchorId="105FF1C5" wp14:editId="2CB87327">
+            <wp:extent cx="6120130" cy="5179060"/>
+            <wp:effectExtent l="0" t="0" r="0" b="2540"/>
+            <wp:docPr id="588524049" name="圖片 1"/>
+            <wp:cNvGraphicFramePr>
+              <a:graphicFrameLocks xmlns:a="http://schemas.openxmlformats.org/drawingml/2006/main" noChangeAspect="1"/>
+            </wp:cNvGraphicFramePr>
+            <a:graphic xmlns:a="http://schemas.openxmlformats.org/drawingml/2006/main">
+              <a:graphicData uri="http://schemas.openxmlformats.org/drawingml/2006/picture">
+                <pic:pic xmlns:pic="http://schemas.openxmlformats.org/drawingml/2006/picture">
+                  <pic:nvPicPr>
+                    <pic:cNvPr id="588524049" name=""/>
+                    <pic:cNvPicPr/>
+                  </pic:nvPicPr>
+                  <pic:blipFill>
+                    <a:blip r:embed="rId8"/>
+                    <a:stretch>
+                      <a:fillRect/>
+                    </a:stretch>
+                  </pic:blipFill>
+                  <pic:spPr>
+                    <a:xfrm>
+                      <a:off x="0" y="0"/>
+                      <a:ext cx="6120130" cy="5179060"/>
+                    </a:xfrm>
+                    <a:prstGeom prst="rect">
+                      <a:avLst/>
+                    </a:prstGeom>
+                  </pic:spPr>
+                </pic:pic>
+              </a:graphicData>
+            </a:graphic>
+          </wp:inline>
+        </w:drawing>
+      </w:r>
+    </w:p>
+    <w:p>
+      <w:pPr>
+        <w:widowControl/>
+        <w:rPr>
+          <w:rFonts w:ascii="Times New Roman" w:eastAsia="標楷體" w:hAnsi="Times New Roman" w:hint="eastAsia"/>
+          <w:b/>
+          <w:bCs/>
+        </w:rPr>
+      </w:pPr>
+      <w:r>
+        <w:rPr>
+          <w:rFonts w:ascii="Times New Roman" w:eastAsia="標楷體" w:hAnsi="Times New Roman"/>
+          <w:b/>
+          <w:bCs/>
+        </w:rPr>
+        <w:lastRenderedPageBreak/>
+        <w:drawing>
+          <wp:inline distT="0" distB="0" distL="0" distR="0" wp14:anchorId="65AE9BEB" wp14:editId="232D7A7F">
+            <wp:extent cx="6120130" cy="5945505"/>
+            <wp:effectExtent l="0" t="0" r="0" b="0"/>
+            <wp:docPr id="762859909" name="圖片 1"/>
+            <wp:cNvGraphicFramePr>
+              <a:graphicFrameLocks xmlns:a="http://schemas.openxmlformats.org/drawingml/2006/main" noChangeAspect="1"/>
+            </wp:cNvGraphicFramePr>
+            <a:graphic xmlns:a="http://schemas.openxmlformats.org/drawingml/2006/main">
+              <a:graphicData uri="http://schemas.openxmlformats.org/drawingml/2006/picture">
+                <pic:pic xmlns:pic="http://schemas.openxmlformats.org/drawingml/2006/picture">
+                  <pic:nvPicPr>
+                    <pic:cNvPr id="762859909" name=""/>
+                    <pic:cNvPicPr/>
+                  </pic:nvPicPr>
+                  <pic:blipFill>
+                    <a:blip r:embed="rId9"/>
+                    <a:stretch>
+                      <a:fillRect/>
+                    </a:stretch>
+                  </pic:blipFill>
+                  <pic:spPr>
+                    <a:xfrm>
+                      <a:off x="0" y="0"/>
+                      <a:ext cx="6120130" cy="5945505"/>
+                    </a:xfrm>
+                    <a:prstGeom prst="rect">
+                      <a:avLst/>
+                    </a:prstGeom>
+                  </pic:spPr>
+                </pic:pic>
+              </a:graphicData>
+            </a:graphic>
+          </wp:inline>
+        </w:drawing>
+      </w:r>
+      <w:r>
+        <w:rPr>
+          <w:rFonts w:ascii="Times New Roman" w:eastAsia="標楷體" w:hAnsi="Times New Roman"/>
+          <w:b/>
+          <w:bCs/>
+        </w:rPr>
+        <w:lastRenderedPageBreak/>
+        <w:drawing>
+          <wp:inline distT="0" distB="0" distL="0" distR="0" wp14:anchorId="339629FA" wp14:editId="06C3CEE8">
+            <wp:extent cx="6120130" cy="5111750"/>
+            <wp:effectExtent l="0" t="0" r="0" b="0"/>
+            <wp:docPr id="743844600" name="圖片 1"/>
+            <wp:cNvGraphicFramePr>
+              <a:graphicFrameLocks xmlns:a="http://schemas.openxmlformats.org/drawingml/2006/main" noChangeAspect="1"/>
+            </wp:cNvGraphicFramePr>
+            <a:graphic xmlns:a="http://schemas.openxmlformats.org/drawingml/2006/main">
+              <a:graphicData uri="http://schemas.openxmlformats.org/drawingml/2006/picture">
+                <pic:pic xmlns:pic="http://schemas.openxmlformats.org/drawingml/2006/picture">
+                  <pic:nvPicPr>
+                    <pic:cNvPr id="743844600" name=""/>
+                    <pic:cNvPicPr/>
+                  </pic:nvPicPr>
+                  <pic:blipFill>
+                    <a:blip r:embed="rId10"/>
+                    <a:stretch>
+                      <a:fillRect/>
+                    </a:stretch>
+                  </pic:blipFill>
+                  <pic:spPr>
+                    <a:xfrm>
+                      <a:off x="0" y="0"/>
+                      <a:ext cx="6120130" cy="5111750"/>
+                    </a:xfrm>
+                    <a:prstGeom prst="rect">
+                      <a:avLst/>
+                    </a:prstGeom>
+                  </pic:spPr>
+                </pic:pic>
+              </a:graphicData>
+            </a:graphic>
+          </wp:inline>
+        </w:drawing>
+      </w:r>
+      <w:r>
+        <w:rPr>
+          <w:rFonts w:ascii="Times New Roman" w:eastAsia="標楷體" w:hAnsi="Times New Roman"/>
+          <w:b/>
+          <w:bCs/>
+        </w:rPr>
+        <w:lastRenderedPageBreak/>
+        <w:drawing>
+          <wp:inline distT="0" distB="0" distL="0" distR="0" wp14:anchorId="35713934" wp14:editId="4D4E15AA">
+            <wp:extent cx="6120130" cy="4874260"/>
+            <wp:effectExtent l="0" t="0" r="0" b="2540"/>
+            <wp:docPr id="1379131824" name="圖片 1"/>
+            <wp:cNvGraphicFramePr>
+              <a:graphicFrameLocks xmlns:a="http://schemas.openxmlformats.org/drawingml/2006/main" noChangeAspect="1"/>
+            </wp:cNvGraphicFramePr>
+            <a:graphic xmlns:a="http://schemas.openxmlformats.org/drawingml/2006/main">
+              <a:graphicData uri="http://schemas.openxmlformats.org/drawingml/2006/picture">
+                <pic:pic xmlns:pic="http://schemas.openxmlformats.org/drawingml/2006/picture">
+                  <pic:nvPicPr>
+                    <pic:cNvPr id="1379131824" name=""/>
+                    <pic:cNvPicPr/>
+                  </pic:nvPicPr>
+                  <pic:blipFill>
+                    <a:blip r:embed="rId11"/>
+                    <a:stretch>
+                      <a:fillRect/>
+                    </a:stretch>
+                  </pic:blipFill>
+                  <pic:spPr>
+                    <a:xfrm>
+                      <a:off x="0" y="0"/>
+                      <a:ext cx="6120130" cy="4874260"/>
+                    </a:xfrm>
+                    <a:prstGeom prst="rect">
+                      <a:avLst/>
+                    </a:prstGeom>
+                  </pic:spPr>
+                </pic:pic>
+              </a:graphicData>
+            </a:graphic>
+          </wp:inline>
+        </w:drawing>
       </w:r>
     </w:p>
     <w:sectPr>

--- a/Documents/Chapter 4.docx
+++ b/Documents/Chapter 4.docx
@@ -1,6 +1,6 @@
 
 <file path=word/document.xml><?xml version="1.0" encoding="utf-8"?>
-<w:document xmlns:wpc="http://schemas.microsoft.com/office/word/2010/wordprocessingCanvas" xmlns:cx="http://schemas.microsoft.com/office/drawing/2014/chartex" xmlns:cx1="http://schemas.microsoft.com/office/drawing/2015/9/8/chartex" xmlns:cx2="http://schemas.microsoft.com/office/drawing/2015/10/21/chartex" xmlns:cx3="http://schemas.microsoft.com/office/drawing/2016/5/9/chartex" xmlns:cx4="http://schemas.microsoft.com/office/drawing/2016/5/10/chartex" xmlns:cx5="http://schemas.microsoft.com/office/drawing/2016/5/11/chartex" xmlns:cx6="http://schemas.microsoft.com/office/drawing/2016/5/12/chartex" xmlns:cx7="http://schemas.microsoft.com/office/drawing/2016/5/13/chartex" xmlns:cx8="http://schemas.microsoft.com/office/drawing/2016/5/14/chartex" xmlns:mc="http://schemas.openxmlformats.org/markup-compatibility/2006" xmlns:aink="http://schemas.microsoft.com/office/drawing/2016/ink" xmlns:am3d="http://schemas.microsoft.com/office/drawing/2017/model3d" xmlns:o="urn:schemas-microsoft-com:office:office" xmlns:oel="http://schemas.microsoft.com/office/2019/extlst" xmlns:r="http://schemas.openxmlformats.org/officeDocument/2006/relationships" xmlns:m="http://schemas.openxmlformats.org/officeDocument/2006/math" xmlns:v="urn:schemas-microsoft-com:vml" xmlns:wp14="http://schemas.microsoft.com/office/word/2010/wordprocessingDrawing" xmlns:wp="http://schemas.openxmlformats.org/drawingml/2006/wordprocessingDrawing" xmlns:w10="urn:schemas-microsoft-com:office:word" xmlns:w="http://schemas.openxmlformats.org/wordprocessingml/2006/main" xmlns:w14="http://schemas.microsoft.com/office/word/2010/wordml" xmlns:w15="http://schemas.microsoft.com/office/word/2012/wordml" xmlns:w16cex="http://schemas.microsoft.com/office/word/2018/wordml/cex" xmlns:w16cid="http://schemas.microsoft.com/office/word/2016/wordml/cid" xmlns:w16="http://schemas.microsoft.com/office/word/2018/wordml" xmlns:w16du="http://schemas.microsoft.com/office/word/2023/wordml/word16du" xmlns:w16sdtdh="http://schemas.microsoft.com/office/word/2020/wordml/sdtdatahash" xmlns:w16sdtfl="http://schemas.microsoft.com/office/word/2024/wordml/sdtformatlock" xmlns:w16se="http://schemas.microsoft.com/office/word/2015/wordml/symex" xmlns:wpg="http://schemas.microsoft.com/office/word/2010/wordprocessingGroup" xmlns:wpi="http://schemas.microsoft.com/office/word/2010/wordprocessingInk" xmlns:wne="http://schemas.microsoft.com/office/word/2006/wordml" xmlns:wps="http://schemas.microsoft.com/office/word/2010/wordprocessingShape" mc:Ignorable="w14 w15 w16se w16cid w16 w16cex w16sdtdh w16sdtfl w16du wp14">
+<w:document xmlns:wpc="http://schemas.microsoft.com/office/word/2010/wordprocessingCanvas" xmlns:cx="http://schemas.microsoft.com/office/drawing/2014/chartex" xmlns:cx1="http://schemas.microsoft.com/office/drawing/2015/9/8/chartex" xmlns:cx2="http://schemas.microsoft.com/office/drawing/2015/10/21/chartex" xmlns:cx3="http://schemas.microsoft.com/office/drawing/2016/5/9/chartex" xmlns:cx4="http://schemas.microsoft.com/office/drawing/2016/5/10/chartex" xmlns:cx5="http://schemas.microsoft.com/office/drawing/2016/5/11/chartex" xmlns:cx6="http://schemas.microsoft.com/office/drawing/2016/5/12/chartex" xmlns:cx7="http://schemas.microsoft.com/office/drawing/2016/5/13/chartex" xmlns:cx8="http://schemas.microsoft.com/office/drawing/2016/5/14/chartex" xmlns:mc="http://schemas.openxmlformats.org/markup-compatibility/2006" xmlns:aink="http://schemas.microsoft.com/office/drawing/2016/ink" xmlns:am3d="http://schemas.microsoft.com/office/drawing/2017/model3d" xmlns:o="urn:schemas-microsoft-com:office:office" xmlns:oel="http://schemas.microsoft.com/office/2019/extlst" xmlns:r="http://schemas.openxmlformats.org/officeDocument/2006/relationships" xmlns:m="http://schemas.openxmlformats.org/officeDocument/2006/math" xmlns:v="urn:schemas-microsoft-com:vml" xmlns:wp14="http://schemas.microsoft.com/office/word/2010/wordprocessingDrawing" xmlns:wp="http://schemas.openxmlformats.org/drawingml/2006/wordprocessingDrawing" xmlns:w10="urn:schemas-microsoft-com:office:word" xmlns:w="http://schemas.openxmlformats.org/wordprocessingml/2006/main" xmlns:w14="http://schemas.microsoft.com/office/word/2010/wordml" xmlns:w15="http://schemas.microsoft.com/office/word/2012/wordml" xmlns:w16cex="http://schemas.microsoft.com/office/word/2018/wordml/cex" xmlns:w16cid="http://schemas.microsoft.com/office/word/2016/wordml/cid" xmlns:w16="http://schemas.microsoft.com/office/word/2018/wordml" xmlns:w16sdtdh="http://schemas.microsoft.com/office/word/2020/wordml/sdtdatahash" xmlns:w16se="http://schemas.microsoft.com/office/word/2015/wordml/symex" xmlns:wpg="http://schemas.microsoft.com/office/word/2010/wordprocessingGroup" xmlns:wpi="http://schemas.microsoft.com/office/word/2010/wordprocessingInk" xmlns:wne="http://schemas.microsoft.com/office/word/2006/wordml" xmlns:wps="http://schemas.microsoft.com/office/word/2010/wordprocessingShape" mc:Ignorable="w14 w15 w16se w16cid w16 w16cex w16sdtdh wp14">
   <w:body>
     <w:p>
       <w:pPr>
@@ -38,7 +38,138 @@
     <w:p>
       <w:pPr>
         <w:rPr>
+          <w:rFonts w:ascii="Times New Roman" w:eastAsia="標楷體" w:hAnsi="Times New Roman"/>
+          <w:b/>
+          <w:bCs/>
+          <w:noProof/>
+        </w:rPr>
+      </w:pPr>
+      <w:r>
+        <w:rPr>
+          <w:noProof/>
+        </w:rPr>
+        <mc:AlternateContent>
+          <mc:Choice Requires="wps">
+            <w:drawing>
+              <wp:inline distT="0" distB="0" distL="0" distR="0" wp14:anchorId="0A334728" wp14:editId="5FA8F83A">
+                <wp:extent cx="304800" cy="304800"/>
+                <wp:effectExtent l="0" t="0" r="0" b="0"/>
+                <wp:docPr id="1" name="矩形 1"/>
+                <wp:cNvGraphicFramePr>
+                  <a:graphicFrameLocks xmlns:a="http://schemas.openxmlformats.org/drawingml/2006/main" noChangeAspect="1"/>
+                </wp:cNvGraphicFramePr>
+                <a:graphic xmlns:a="http://schemas.openxmlformats.org/drawingml/2006/main">
+                  <a:graphicData uri="http://schemas.microsoft.com/office/word/2010/wordprocessingShape">
+                    <wps:wsp>
+                      <wps:cNvSpPr>
+                        <a:spLocks noChangeAspect="1" noChangeArrowheads="1"/>
+                      </wps:cNvSpPr>
+                      <wps:spPr bwMode="auto">
+                        <a:xfrm>
+                          <a:off x="0" y="0"/>
+                          <a:ext cx="304800" cy="304800"/>
+                        </a:xfrm>
+                        <a:prstGeom prst="rect">
+                          <a:avLst/>
+                        </a:prstGeom>
+                        <a:noFill/>
+                        <a:ln>
+                          <a:noFill/>
+                        </a:ln>
+                        <a:extLst>
+                          <a:ext uri="{909E8E84-426E-40DD-AFC4-6F175D3DCCD1}">
+                            <a14:hiddenFill xmlns:a14="http://schemas.microsoft.com/office/drawing/2010/main">
+                              <a:solidFill>
+                                <a:srgbClr val="FFFFFF"/>
+                              </a:solidFill>
+                            </a14:hiddenFill>
+                          </a:ext>
+                          <a:ext uri="{91240B29-F687-4F45-9708-019B960494DF}">
+                            <a14:hiddenLine xmlns:a14="http://schemas.microsoft.com/office/drawing/2010/main" w="9525">
+                              <a:solidFill>
+                                <a:srgbClr val="000000"/>
+                              </a:solidFill>
+                              <a:miter lim="800000"/>
+                              <a:headEnd/>
+                              <a:tailEnd/>
+                            </a14:hiddenLine>
+                          </a:ext>
+                        </a:extLst>
+                      </wps:spPr>
+                      <wps:bodyPr rot="0" vert="horz" wrap="square" lIns="91440" tIns="45720" rIns="91440" bIns="45720" anchor="t" anchorCtr="0" upright="1">
+                        <a:noAutofit/>
+                      </wps:bodyPr>
+                    </wps:wsp>
+                  </a:graphicData>
+                </a:graphic>
+              </wp:inline>
+            </w:drawing>
+          </mc:Choice>
+          <mc:Fallback>
+            <w:pict>
+              <v:rect w14:anchorId="133E9CFC" id="矩形 1" o:spid="_x0000_s1026" style="width:24pt;height:24pt;visibility:visible;mso-wrap-style:square;mso-left-percent:-10001;mso-top-percent:-10001;mso-position-horizontal:absolute;mso-position-horizontal-relative:char;mso-position-vertical:absolute;mso-position-vertical-relative:line;mso-left-percent:-10001;mso-top-percent:-10001;v-text-anchor:top" o:gfxdata="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" filled="f" stroked="f">
+                <o:lock v:ext="edit" aspectratio="t"/>
+                <w10:anchorlock/>
+              </v:rect>
+            </w:pict>
+          </mc:Fallback>
+        </mc:AlternateContent>
+      </w:r>
+      <w:r>
+        <w:rPr>
           <w:rFonts w:ascii="Times New Roman" w:eastAsia="標楷體" w:hAnsi="Times New Roman" w:hint="eastAsia"/>
+          <w:b/>
+          <w:bCs/>
+          <w:noProof/>
+        </w:rPr>
+        <w:drawing>
+          <wp:inline distT="0" distB="0" distL="0" distR="0" wp14:anchorId="6842A438" wp14:editId="1C900DFC">
+            <wp:extent cx="6120130" cy="4868545"/>
+            <wp:effectExtent l="0" t="0" r="0" b="8255"/>
+            <wp:docPr id="3" name="圖片 3"/>
+            <wp:cNvGraphicFramePr>
+              <a:graphicFrameLocks xmlns:a="http://schemas.openxmlformats.org/drawingml/2006/main" noChangeAspect="1"/>
+            </wp:cNvGraphicFramePr>
+            <a:graphic xmlns:a="http://schemas.openxmlformats.org/drawingml/2006/main">
+              <a:graphicData uri="http://schemas.openxmlformats.org/drawingml/2006/picture">
+                <pic:pic xmlns:pic="http://schemas.openxmlformats.org/drawingml/2006/picture">
+                  <pic:nvPicPr>
+                    <pic:cNvPr id="3" name="圖片 3"/>
+                    <pic:cNvPicPr/>
+                  </pic:nvPicPr>
+                  <pic:blipFill>
+                    <a:blip r:embed="rId5" cstate="print">
+                      <a:extLst>
+                        <a:ext uri="{28A0092B-C50C-407E-A947-70E740481C1C}">
+                          <a14:useLocalDpi xmlns:a14="http://schemas.microsoft.com/office/drawing/2010/main" val="0"/>
+                        </a:ext>
+                      </a:extLst>
+                    </a:blip>
+                    <a:stretch>
+                      <a:fillRect/>
+                    </a:stretch>
+                  </pic:blipFill>
+                  <pic:spPr>
+                    <a:xfrm>
+                      <a:off x="0" y="0"/>
+                      <a:ext cx="6120130" cy="4868545"/>
+                    </a:xfrm>
+                    <a:prstGeom prst="rect">
+                      <a:avLst/>
+                    </a:prstGeom>
+                  </pic:spPr>
+                </pic:pic>
+              </a:graphicData>
+            </a:graphic>
+          </wp:inline>
+        </w:drawing>
+      </w:r>
+    </w:p>
+    <w:p>
+      <w:pPr>
+        <w:widowControl/>
+        <w:rPr>
+          <w:rFonts w:ascii="Times New Roman" w:eastAsia="標楷體" w:hAnsi="Times New Roman"/>
           <w:b/>
           <w:bCs/>
           <w:noProof/>
@@ -51,11 +182,31 @@
           <w:bCs/>
           <w:noProof/>
         </w:rPr>
+        <w:br w:type="page"/>
+      </w:r>
+    </w:p>
+    <w:p>
+      <w:pPr>
+        <w:rPr>
+          <w:rFonts w:ascii="Times New Roman" w:eastAsia="標楷體" w:hAnsi="Times New Roman" w:hint="eastAsia"/>
+          <w:b/>
+          <w:bCs/>
+          <w:noProof/>
+        </w:rPr>
+      </w:pPr>
+      <w:r>
+        <w:rPr>
+          <w:rFonts w:ascii="Times New Roman" w:eastAsia="標楷體" w:hAnsi="Times New Roman" w:hint="eastAsia"/>
+          <w:b/>
+          <w:bCs/>
+          <w:noProof/>
+        </w:rPr>
+        <w:lastRenderedPageBreak/>
         <w:drawing>
-          <wp:inline distT="0" distB="0" distL="0" distR="0" wp14:anchorId="348FE4EA" wp14:editId="5CA7093B">
-            <wp:extent cx="6186444" cy="7345680"/>
-            <wp:effectExtent l="0" t="0" r="5080" b="7620"/>
-            <wp:docPr id="1732278338" name="圖片 1"/>
+          <wp:inline distT="0" distB="0" distL="0" distR="0" wp14:anchorId="72E189AF" wp14:editId="27EF25F6">
+            <wp:extent cx="6120130" cy="5422265"/>
+            <wp:effectExtent l="0" t="0" r="0" b="6985"/>
+            <wp:docPr id="4" name="圖片 4"/>
             <wp:cNvGraphicFramePr>
               <a:graphicFrameLocks xmlns:a="http://schemas.openxmlformats.org/drawingml/2006/main" noChangeAspect="1"/>
             </wp:cNvGraphicFramePr>
@@ -63,11 +214,17 @@
               <a:graphicData uri="http://schemas.openxmlformats.org/drawingml/2006/picture">
                 <pic:pic xmlns:pic="http://schemas.openxmlformats.org/drawingml/2006/picture">
                   <pic:nvPicPr>
-                    <pic:cNvPr id="1732278338" name=""/>
+                    <pic:cNvPr id="4" name="圖片 4"/>
                     <pic:cNvPicPr/>
                   </pic:nvPicPr>
                   <pic:blipFill>
-                    <a:blip r:embed="rId5"/>
+                    <a:blip r:embed="rId6" cstate="print">
+                      <a:extLst>
+                        <a:ext uri="{28A0092B-C50C-407E-A947-70E740481C1C}">
+                          <a14:useLocalDpi xmlns:a14="http://schemas.microsoft.com/office/drawing/2010/main" val="0"/>
+                        </a:ext>
+                      </a:extLst>
+                    </a:blip>
                     <a:stretch>
                       <a:fillRect/>
                     </a:stretch>
@@ -75,7 +232,7 @@
                   <pic:spPr>
                     <a:xfrm>
                       <a:off x="0" y="0"/>
-                      <a:ext cx="6210827" cy="7374632"/>
+                      <a:ext cx="6120130" cy="5422265"/>
                     </a:xfrm>
                     <a:prstGeom prst="rect">
                       <a:avLst/>
@@ -331,8 +488,16 @@
               <w:rPr>
                 <w:rFonts w:ascii="Times New Roman" w:eastAsia="標楷體" w:hAnsi="Times New Roman" w:hint="eastAsia"/>
               </w:rPr>
-              <w:t>童柏祐</w:t>
-            </w:r>
+              <w:t>童柏</w:t>
+            </w:r>
+            <w:proofErr w:type="gramStart"/>
+            <w:r>
+              <w:rPr>
+                <w:rFonts w:ascii="Times New Roman" w:eastAsia="標楷體" w:hAnsi="Times New Roman" w:hint="eastAsia"/>
+              </w:rPr>
+              <w:t>祐</w:t>
+            </w:r>
+            <w:proofErr w:type="gramEnd"/>
           </w:p>
         </w:tc>
         <w:tc>
@@ -368,8 +533,16 @@
               <w:rPr>
                 <w:rFonts w:ascii="Times New Roman" w:eastAsia="標楷體" w:hAnsi="Times New Roman" w:hint="eastAsia"/>
               </w:rPr>
-              <w:t>黃于愷</w:t>
-            </w:r>
+              <w:t>黃</w:t>
+            </w:r>
+            <w:proofErr w:type="gramStart"/>
+            <w:r>
+              <w:rPr>
+                <w:rFonts w:ascii="Times New Roman" w:eastAsia="標楷體" w:hAnsi="Times New Roman" w:hint="eastAsia"/>
+              </w:rPr>
+              <w:t>于愷</w:t>
+            </w:r>
+            <w:proofErr w:type="gramEnd"/>
           </w:p>
         </w:tc>
         <w:tc>
@@ -2319,11 +2492,19 @@
                 <w:rFonts w:ascii="Times New Roman" w:eastAsia="標楷體" w:hAnsi="Times New Roman"/>
               </w:rPr>
             </w:pPr>
-            <w:r>
-              <w:rPr>
-                <w:rFonts w:ascii="Times New Roman" w:eastAsia="標楷體" w:hAnsi="Times New Roman" w:hint="eastAsia"/>
-              </w:rPr>
-              <w:t>Ollama LLM</w:t>
+            <w:proofErr w:type="spellStart"/>
+            <w:r>
+              <w:rPr>
+                <w:rFonts w:ascii="Times New Roman" w:eastAsia="標楷體" w:hAnsi="Times New Roman" w:hint="eastAsia"/>
+              </w:rPr>
+              <w:t>Ollama</w:t>
+            </w:r>
+            <w:proofErr w:type="spellEnd"/>
+            <w:r>
+              <w:rPr>
+                <w:rFonts w:ascii="Times New Roman" w:eastAsia="標楷體" w:hAnsi="Times New Roman" w:hint="eastAsia"/>
+              </w:rPr>
+              <w:t xml:space="preserve"> LLM</w:t>
             </w:r>
             <w:r>
               <w:rPr>
@@ -5722,6 +5903,7 @@
         </w:rPr>
         <w:t>上傳</w:t>
       </w:r>
+      <w:proofErr w:type="spellStart"/>
       <w:r>
         <w:rPr>
           <w:rFonts w:ascii="Times New Roman" w:eastAsia="標楷體" w:hAnsi="Times New Roman" w:hint="eastAsia"/>
@@ -5732,6 +5914,7 @@
         </w:rPr>
         <w:t>github</w:t>
       </w:r>
+      <w:proofErr w:type="spellEnd"/>
       <w:r>
         <w:rPr>
           <w:rFonts w:ascii="Times New Roman" w:eastAsia="標楷體" w:hAnsi="Times New Roman" w:hint="eastAsia"/>
@@ -5757,6 +5940,7 @@
           <w:rFonts w:ascii="Times New Roman" w:eastAsia="標楷體" w:hAnsi="Times New Roman"/>
           <w:b/>
           <w:bCs/>
+          <w:noProof/>
         </w:rPr>
         <w:drawing>
           <wp:inline distT="0" distB="0" distL="0" distR="0" wp14:anchorId="7746E0A4" wp14:editId="753D9688">
@@ -5774,7 +5958,7 @@
                     <pic:cNvPicPr/>
                   </pic:nvPicPr>
                   <pic:blipFill>
-                    <a:blip r:embed="rId6"/>
+                    <a:blip r:embed="rId7"/>
                     <a:stretch>
                       <a:fillRect/>
                     </a:stretch>
@@ -5817,6 +6001,7 @@
           <w:rFonts w:ascii="Times New Roman" w:eastAsia="標楷體" w:hAnsi="Times New Roman"/>
           <w:b/>
           <w:bCs/>
+          <w:noProof/>
         </w:rPr>
         <w:lastRenderedPageBreak/>
         <w:drawing>
@@ -5835,7 +6020,7 @@
                     <pic:cNvPicPr/>
                   </pic:nvPicPr>
                   <pic:blipFill>
-                    <a:blip r:embed="rId7"/>
+                    <a:blip r:embed="rId8"/>
                     <a:stretch>
                       <a:fillRect/>
                     </a:stretch>
@@ -5878,6 +6063,7 @@
           <w:rFonts w:ascii="Times New Roman" w:eastAsia="標楷體" w:hAnsi="Times New Roman"/>
           <w:b/>
           <w:bCs/>
+          <w:noProof/>
         </w:rPr>
         <w:lastRenderedPageBreak/>
         <w:drawing>
@@ -5896,7 +6082,7 @@
                     <pic:cNvPicPr/>
                   </pic:nvPicPr>
                   <pic:blipFill>
-                    <a:blip r:embed="rId8"/>
+                    <a:blip r:embed="rId9"/>
                     <a:stretch>
                       <a:fillRect/>
                     </a:stretch>
@@ -5921,7 +6107,7 @@
       <w:pPr>
         <w:widowControl/>
         <w:rPr>
-          <w:rFonts w:ascii="Times New Roman" w:eastAsia="標楷體" w:hAnsi="Times New Roman" w:hint="eastAsia"/>
+          <w:rFonts w:ascii="Times New Roman" w:eastAsia="標楷體" w:hAnsi="Times New Roman"/>
           <w:b/>
           <w:bCs/>
         </w:rPr>
@@ -5931,6 +6117,7 @@
           <w:rFonts w:ascii="Times New Roman" w:eastAsia="標楷體" w:hAnsi="Times New Roman"/>
           <w:b/>
           <w:bCs/>
+          <w:noProof/>
         </w:rPr>
         <w:lastRenderedPageBreak/>
         <w:drawing>
@@ -5949,7 +6136,7 @@
                     <pic:cNvPicPr/>
                   </pic:nvPicPr>
                   <pic:blipFill>
-                    <a:blip r:embed="rId9"/>
+                    <a:blip r:embed="rId10"/>
                     <a:stretch>
                       <a:fillRect/>
                     </a:stretch>
@@ -5974,6 +6161,7 @@
           <w:rFonts w:ascii="Times New Roman" w:eastAsia="標楷體" w:hAnsi="Times New Roman"/>
           <w:b/>
           <w:bCs/>
+          <w:noProof/>
         </w:rPr>
         <w:lastRenderedPageBreak/>
         <w:drawing>
@@ -5992,7 +6180,7 @@
                     <pic:cNvPicPr/>
                   </pic:nvPicPr>
                   <pic:blipFill>
-                    <a:blip r:embed="rId10"/>
+                    <a:blip r:embed="rId11"/>
                     <a:stretch>
                       <a:fillRect/>
                     </a:stretch>
@@ -6017,6 +6205,7 @@
           <w:rFonts w:ascii="Times New Roman" w:eastAsia="標楷體" w:hAnsi="Times New Roman"/>
           <w:b/>
           <w:bCs/>
+          <w:noProof/>
         </w:rPr>
         <w:lastRenderedPageBreak/>
         <w:drawing>
@@ -6035,7 +6224,7 @@
                     <pic:cNvPicPr/>
                   </pic:nvPicPr>
                   <pic:blipFill>
-                    <a:blip r:embed="rId11"/>
+                    <a:blip r:embed="rId12"/>
                     <a:stretch>
                       <a:fillRect/>
                     </a:stretch>
@@ -6068,7 +6257,7 @@
 </file>
 
 <file path=word/numbering.xml><?xml version="1.0" encoding="utf-8"?>
-<w:numbering xmlns:wpc="http://schemas.microsoft.com/office/word/2010/wordprocessingCanvas" xmlns:cx="http://schemas.microsoft.com/office/drawing/2014/chartex" xmlns:cx1="http://schemas.microsoft.com/office/drawing/2015/9/8/chartex" xmlns:cx2="http://schemas.microsoft.com/office/drawing/2015/10/21/chartex" xmlns:cx3="http://schemas.microsoft.com/office/drawing/2016/5/9/chartex" xmlns:cx4="http://schemas.microsoft.com/office/drawing/2016/5/10/chartex" xmlns:cx5="http://schemas.microsoft.com/office/drawing/2016/5/11/chartex" xmlns:cx6="http://schemas.microsoft.com/office/drawing/2016/5/12/chartex" xmlns:cx7="http://schemas.microsoft.com/office/drawing/2016/5/13/chartex" xmlns:cx8="http://schemas.microsoft.com/office/drawing/2016/5/14/chartex" xmlns:mc="http://schemas.openxmlformats.org/markup-compatibility/2006" xmlns:aink="http://schemas.microsoft.com/office/drawing/2016/ink" xmlns:am3d="http://schemas.microsoft.com/office/drawing/2017/model3d" xmlns:o="urn:schemas-microsoft-com:office:office" xmlns:oel="http://schemas.microsoft.com/office/2019/extlst" xmlns:r="http://schemas.openxmlformats.org/officeDocument/2006/relationships" xmlns:m="http://schemas.openxmlformats.org/officeDocument/2006/math" xmlns:v="urn:schemas-microsoft-com:vml" xmlns:wp14="http://schemas.microsoft.com/office/word/2010/wordprocessingDrawing" xmlns:wp="http://schemas.openxmlformats.org/drawingml/2006/wordprocessingDrawing" xmlns:w10="urn:schemas-microsoft-com:office:word" xmlns:w="http://schemas.openxmlformats.org/wordprocessingml/2006/main" xmlns:w14="http://schemas.microsoft.com/office/word/2010/wordml" xmlns:w15="http://schemas.microsoft.com/office/word/2012/wordml" xmlns:w16cex="http://schemas.microsoft.com/office/word/2018/wordml/cex" xmlns:w16cid="http://schemas.microsoft.com/office/word/2016/wordml/cid" xmlns:w16="http://schemas.microsoft.com/office/word/2018/wordml" xmlns:w16du="http://schemas.microsoft.com/office/word/2023/wordml/word16du" xmlns:w16sdtdh="http://schemas.microsoft.com/office/word/2020/wordml/sdtdatahash" xmlns:w16sdtfl="http://schemas.microsoft.com/office/word/2024/wordml/sdtformatlock" xmlns:w16se="http://schemas.microsoft.com/office/word/2015/wordml/symex" xmlns:wpg="http://schemas.microsoft.com/office/word/2010/wordprocessingGroup" xmlns:wpi="http://schemas.microsoft.com/office/word/2010/wordprocessingInk" xmlns:wne="http://schemas.microsoft.com/office/word/2006/wordml" xmlns:wps="http://schemas.microsoft.com/office/word/2010/wordprocessingShape" mc:Ignorable="w14 w15 w16se w16cid w16 w16cex w16sdtdh w16sdtfl w16du wp14">
+<w:numbering xmlns:wpc="http://schemas.microsoft.com/office/word/2010/wordprocessingCanvas" xmlns:cx="http://schemas.microsoft.com/office/drawing/2014/chartex" xmlns:cx1="http://schemas.microsoft.com/office/drawing/2015/9/8/chartex" xmlns:cx2="http://schemas.microsoft.com/office/drawing/2015/10/21/chartex" xmlns:cx3="http://schemas.microsoft.com/office/drawing/2016/5/9/chartex" xmlns:cx4="http://schemas.microsoft.com/office/drawing/2016/5/10/chartex" xmlns:cx5="http://schemas.microsoft.com/office/drawing/2016/5/11/chartex" xmlns:cx6="http://schemas.microsoft.com/office/drawing/2016/5/12/chartex" xmlns:cx7="http://schemas.microsoft.com/office/drawing/2016/5/13/chartex" xmlns:cx8="http://schemas.microsoft.com/office/drawing/2016/5/14/chartex" xmlns:mc="http://schemas.openxmlformats.org/markup-compatibility/2006" xmlns:aink="http://schemas.microsoft.com/office/drawing/2016/ink" xmlns:am3d="http://schemas.microsoft.com/office/drawing/2017/model3d" xmlns:o="urn:schemas-microsoft-com:office:office" xmlns:oel="http://schemas.microsoft.com/office/2019/extlst" xmlns:r="http://schemas.openxmlformats.org/officeDocument/2006/relationships" xmlns:m="http://schemas.openxmlformats.org/officeDocument/2006/math" xmlns:v="urn:schemas-microsoft-com:vml" xmlns:wp14="http://schemas.microsoft.com/office/word/2010/wordprocessingDrawing" xmlns:wp="http://schemas.openxmlformats.org/drawingml/2006/wordprocessingDrawing" xmlns:w10="urn:schemas-microsoft-com:office:word" xmlns:w="http://schemas.openxmlformats.org/wordprocessingml/2006/main" xmlns:w14="http://schemas.microsoft.com/office/word/2010/wordml" xmlns:w15="http://schemas.microsoft.com/office/word/2012/wordml" xmlns:w16cex="http://schemas.microsoft.com/office/word/2018/wordml/cex" xmlns:w16cid="http://schemas.microsoft.com/office/word/2016/wordml/cid" xmlns:w16="http://schemas.microsoft.com/office/word/2018/wordml" xmlns:w16sdtdh="http://schemas.microsoft.com/office/word/2020/wordml/sdtdatahash" xmlns:w16se="http://schemas.microsoft.com/office/word/2015/wordml/symex" xmlns:wpg="http://schemas.microsoft.com/office/word/2010/wordprocessingGroup" xmlns:wpi="http://schemas.microsoft.com/office/word/2010/wordprocessingInk" xmlns:wne="http://schemas.microsoft.com/office/word/2006/wordml" xmlns:wps="http://schemas.microsoft.com/office/word/2010/wordprocessingShape" mc:Ignorable="w14 w15 w16se w16cid w16 w16cex w16sdtdh wp14">
   <w:abstractNum w:abstractNumId="0" w15:restartNumberingAfterBreak="0">
     <w:nsid w:val="068727E2"/>
     <w:multiLevelType w:val="multilevel"/>
@@ -9290,7 +9479,7 @@
 </file>
 
 <file path=word/styles.xml><?xml version="1.0" encoding="utf-8"?>
-<w:styles xmlns:mc="http://schemas.openxmlformats.org/markup-compatibility/2006" xmlns:r="http://schemas.openxmlformats.org/officeDocument/2006/relationships" xmlns:w="http://schemas.openxmlformats.org/wordprocessingml/2006/main" xmlns:w14="http://schemas.microsoft.com/office/word/2010/wordml" xmlns:w15="http://schemas.microsoft.com/office/word/2012/wordml" xmlns:w16cex="http://schemas.microsoft.com/office/word/2018/wordml/cex" xmlns:w16cid="http://schemas.microsoft.com/office/word/2016/wordml/cid" xmlns:w16="http://schemas.microsoft.com/office/word/2018/wordml" xmlns:w16du="http://schemas.microsoft.com/office/word/2023/wordml/word16du" xmlns:w16sdtdh="http://schemas.microsoft.com/office/word/2020/wordml/sdtdatahash" xmlns:w16sdtfl="http://schemas.microsoft.com/office/word/2024/wordml/sdtformatlock" xmlns:w16se="http://schemas.microsoft.com/office/word/2015/wordml/symex" mc:Ignorable="w14 w15 w16se w16cid w16 w16cex w16sdtdh w16sdtfl w16du">
+<w:styles xmlns:mc="http://schemas.openxmlformats.org/markup-compatibility/2006" xmlns:r="http://schemas.openxmlformats.org/officeDocument/2006/relationships" xmlns:w="http://schemas.openxmlformats.org/wordprocessingml/2006/main" xmlns:w14="http://schemas.microsoft.com/office/word/2010/wordml" xmlns:w15="http://schemas.microsoft.com/office/word/2012/wordml" xmlns:w16cex="http://schemas.microsoft.com/office/word/2018/wordml/cex" xmlns:w16cid="http://schemas.microsoft.com/office/word/2016/wordml/cid" xmlns:w16="http://schemas.microsoft.com/office/word/2018/wordml" xmlns:w16sdtdh="http://schemas.microsoft.com/office/word/2020/wordml/sdtdatahash" xmlns:w16se="http://schemas.microsoft.com/office/word/2015/wordml/symex" mc:Ignorable="w14 w15 w16se w16cid w16 w16cex w16sdtdh">
   <w:docDefaults>
     <w:rPrDefault>
       <w:rPr>
